--- a/Userstories AI Site.docx
+++ b/Userstories AI Site.docx
@@ -8,14 +8,14 @@
         <w:rPr>
           <w:sz w:val="56"/>
           <w:szCs w:val="56"/>
-          <w:lang w:val="en-GB"/>
+          <w:lang w:val="nl-NL"/>
         </w:rPr>
       </w:pPr>
       <w:r>
         <w:rPr>
           <w:sz w:val="56"/>
           <w:szCs w:val="56"/>
-          <w:lang w:val="en-GB"/>
+          <w:lang w:val="nl-NL"/>
         </w:rPr>
         <w:t>Userstories</w:t>
       </w:r>
@@ -25,7 +25,7 @@
         <w:rPr>
           <w:sz w:val="28"/>
           <w:szCs w:val="28"/>
-          <w:lang w:val="en-GB"/>
+          <w:lang w:val="nl-NL"/>
         </w:rPr>
       </w:pPr>
     </w:p>
@@ -62,22 +62,143 @@
         </w:rPr>
         <w:t xml:space="preserve">Wil ik = </w:t>
       </w:r>
-      <w:r>
-        <w:rPr>
-          <w:sz w:val="28"/>
-          <w:szCs w:val="28"/>
-          <w:lang w:val="nl-NL"/>
-        </w:rPr>
-        <w:t xml:space="preserve">weten hoe ik </w:t>
-      </w:r>
-      <w:r>
-        <w:rPr>
-          <w:sz w:val="28"/>
-          <w:szCs w:val="28"/>
-          <w:lang w:val="nl-NL"/>
-        </w:rPr>
-        <w:t>betrouwbare bronnen kan herkennen</w:t>
-      </w:r>
+      <w:proofErr w:type="spellStart"/>
+      <w:r>
+        <w:rPr>
+          <w:sz w:val="28"/>
+          <w:szCs w:val="28"/>
+        </w:rPr>
+        <w:t>een</w:t>
+      </w:r>
+      <w:proofErr w:type="spellEnd"/>
+      <w:r>
+        <w:rPr>
+          <w:sz w:val="28"/>
+          <w:szCs w:val="28"/>
+        </w:rPr>
+        <w:t xml:space="preserve"> </w:t>
+      </w:r>
+      <w:proofErr w:type="spellStart"/>
+      <w:r>
+        <w:rPr>
+          <w:sz w:val="28"/>
+          <w:szCs w:val="28"/>
+        </w:rPr>
+        <w:t>overzicht</w:t>
+      </w:r>
+      <w:proofErr w:type="spellEnd"/>
+      <w:r>
+        <w:rPr>
+          <w:sz w:val="28"/>
+          <w:szCs w:val="28"/>
+        </w:rPr>
+        <w:t xml:space="preserve"> </w:t>
+      </w:r>
+      <w:proofErr w:type="spellStart"/>
+      <w:r>
+        <w:rPr>
+          <w:sz w:val="28"/>
+          <w:szCs w:val="28"/>
+        </w:rPr>
+        <w:t>zien</w:t>
+      </w:r>
+      <w:proofErr w:type="spellEnd"/>
+      <w:r>
+        <w:rPr>
+          <w:sz w:val="28"/>
+          <w:szCs w:val="28"/>
+        </w:rPr>
+        <w:t xml:space="preserve"> van criteria </w:t>
+      </w:r>
+      <w:proofErr w:type="spellStart"/>
+      <w:r>
+        <w:rPr>
+          <w:sz w:val="28"/>
+          <w:szCs w:val="28"/>
+        </w:rPr>
+        <w:t>waarmee</w:t>
+      </w:r>
+      <w:proofErr w:type="spellEnd"/>
+      <w:r>
+        <w:rPr>
+          <w:sz w:val="28"/>
+          <w:szCs w:val="28"/>
+        </w:rPr>
+        <w:t xml:space="preserve"> </w:t>
+      </w:r>
+      <w:proofErr w:type="spellStart"/>
+      <w:r>
+        <w:rPr>
+          <w:sz w:val="28"/>
+          <w:szCs w:val="28"/>
+        </w:rPr>
+        <w:t>ik</w:t>
+      </w:r>
+      <w:proofErr w:type="spellEnd"/>
+      <w:r>
+        <w:rPr>
+          <w:sz w:val="28"/>
+          <w:szCs w:val="28"/>
+        </w:rPr>
+        <w:t xml:space="preserve"> </w:t>
+      </w:r>
+      <w:proofErr w:type="spellStart"/>
+      <w:r>
+        <w:rPr>
+          <w:sz w:val="28"/>
+          <w:szCs w:val="28"/>
+        </w:rPr>
+        <w:t>betrouwbare</w:t>
+      </w:r>
+      <w:proofErr w:type="spellEnd"/>
+      <w:r>
+        <w:rPr>
+          <w:sz w:val="28"/>
+          <w:szCs w:val="28"/>
+        </w:rPr>
+        <w:t xml:space="preserve"> </w:t>
+      </w:r>
+      <w:proofErr w:type="spellStart"/>
+      <w:r>
+        <w:rPr>
+          <w:sz w:val="28"/>
+          <w:szCs w:val="28"/>
+        </w:rPr>
+        <w:t>bronnen</w:t>
+      </w:r>
+      <w:proofErr w:type="spellEnd"/>
+      <w:r>
+        <w:rPr>
+          <w:sz w:val="28"/>
+          <w:szCs w:val="28"/>
+        </w:rPr>
+        <w:t xml:space="preserve"> </w:t>
+      </w:r>
+      <w:proofErr w:type="spellStart"/>
+      <w:r>
+        <w:rPr>
+          <w:sz w:val="28"/>
+          <w:szCs w:val="28"/>
+        </w:rPr>
+        <w:t>kan</w:t>
+      </w:r>
+      <w:proofErr w:type="spellEnd"/>
+      <w:r>
+        <w:rPr>
+          <w:sz w:val="28"/>
+          <w:szCs w:val="28"/>
+        </w:rPr>
+        <w:t xml:space="preserve"> </w:t>
+      </w:r>
+      <w:proofErr w:type="spellStart"/>
+      <w:r>
+        <w:rPr>
+          <w:sz w:val="28"/>
+          <w:szCs w:val="28"/>
+        </w:rPr>
+        <w:t>identificeren</w:t>
+      </w:r>
+      <w:proofErr w:type="spellEnd"/>
     </w:p>
     <w:p>
       <w:pPr>
@@ -95,13 +216,172 @@
         </w:rPr>
         <w:t xml:space="preserve">Zodat = </w:t>
       </w:r>
-      <w:r>
-        <w:rPr>
-          <w:sz w:val="28"/>
-          <w:szCs w:val="28"/>
-          <w:lang w:val="nl-NL"/>
-        </w:rPr>
-        <w:t>Ik weet welke bronnen ik kan vertrouwen</w:t>
+      <w:proofErr w:type="spellStart"/>
+      <w:r>
+        <w:rPr>
+          <w:sz w:val="28"/>
+          <w:szCs w:val="28"/>
+        </w:rPr>
+        <w:t>ik</w:t>
+      </w:r>
+      <w:proofErr w:type="spellEnd"/>
+      <w:r>
+        <w:rPr>
+          <w:sz w:val="28"/>
+          <w:szCs w:val="28"/>
+        </w:rPr>
+        <w:t xml:space="preserve"> </w:t>
+      </w:r>
+      <w:proofErr w:type="spellStart"/>
+      <w:r>
+        <w:rPr>
+          <w:sz w:val="28"/>
+          <w:szCs w:val="28"/>
+        </w:rPr>
+        <w:t>zelfstandig</w:t>
+      </w:r>
+      <w:proofErr w:type="spellEnd"/>
+      <w:r>
+        <w:rPr>
+          <w:sz w:val="28"/>
+          <w:szCs w:val="28"/>
+        </w:rPr>
+        <w:t xml:space="preserve"> </w:t>
+      </w:r>
+      <w:proofErr w:type="spellStart"/>
+      <w:r>
+        <w:rPr>
+          <w:sz w:val="28"/>
+          <w:szCs w:val="28"/>
+        </w:rPr>
+        <w:t>kan</w:t>
+      </w:r>
+      <w:proofErr w:type="spellEnd"/>
+      <w:r>
+        <w:rPr>
+          <w:sz w:val="28"/>
+          <w:szCs w:val="28"/>
+        </w:rPr>
+        <w:t xml:space="preserve"> </w:t>
+      </w:r>
+      <w:proofErr w:type="spellStart"/>
+      <w:r>
+        <w:rPr>
+          <w:sz w:val="28"/>
+          <w:szCs w:val="28"/>
+        </w:rPr>
+        <w:t>beoordelen</w:t>
+      </w:r>
+      <w:proofErr w:type="spellEnd"/>
+      <w:r>
+        <w:rPr>
+          <w:sz w:val="28"/>
+          <w:szCs w:val="28"/>
+        </w:rPr>
+        <w:t xml:space="preserve"> of </w:t>
+      </w:r>
+      <w:proofErr w:type="spellStart"/>
+      <w:r>
+        <w:rPr>
+          <w:sz w:val="28"/>
+          <w:szCs w:val="28"/>
+        </w:rPr>
+        <w:t>een</w:t>
+      </w:r>
+      <w:proofErr w:type="spellEnd"/>
+      <w:r>
+        <w:rPr>
+          <w:sz w:val="28"/>
+          <w:szCs w:val="28"/>
+        </w:rPr>
+        <w:t xml:space="preserve"> </w:t>
+      </w:r>
+      <w:proofErr w:type="spellStart"/>
+      <w:r>
+        <w:rPr>
+          <w:sz w:val="28"/>
+          <w:szCs w:val="28"/>
+        </w:rPr>
+        <w:t>bron</w:t>
+      </w:r>
+      <w:proofErr w:type="spellEnd"/>
+      <w:r>
+        <w:rPr>
+          <w:sz w:val="28"/>
+          <w:szCs w:val="28"/>
+        </w:rPr>
+        <w:t xml:space="preserve"> </w:t>
+      </w:r>
+      <w:proofErr w:type="spellStart"/>
+      <w:r>
+        <w:rPr>
+          <w:sz w:val="28"/>
+          <w:szCs w:val="28"/>
+        </w:rPr>
+        <w:t>journalistieke</w:t>
+      </w:r>
+      <w:proofErr w:type="spellEnd"/>
+      <w:r>
+        <w:rPr>
+          <w:sz w:val="28"/>
+          <w:szCs w:val="28"/>
+        </w:rPr>
+        <w:t xml:space="preserve"> </w:t>
+      </w:r>
+      <w:proofErr w:type="spellStart"/>
+      <w:r>
+        <w:rPr>
+          <w:sz w:val="28"/>
+          <w:szCs w:val="28"/>
+        </w:rPr>
+        <w:t>kwaliteit</w:t>
+      </w:r>
+      <w:proofErr w:type="spellEnd"/>
+      <w:r>
+        <w:rPr>
+          <w:sz w:val="28"/>
+          <w:szCs w:val="28"/>
+        </w:rPr>
+        <w:t xml:space="preserve"> </w:t>
+      </w:r>
+      <w:proofErr w:type="spellStart"/>
+      <w:r>
+        <w:rPr>
+          <w:sz w:val="28"/>
+          <w:szCs w:val="28"/>
+        </w:rPr>
+        <w:t>en</w:t>
+      </w:r>
+      <w:proofErr w:type="spellEnd"/>
+      <w:r>
+        <w:rPr>
+          <w:sz w:val="28"/>
+          <w:szCs w:val="28"/>
+        </w:rPr>
+        <w:t xml:space="preserve"> </w:t>
+      </w:r>
+      <w:proofErr w:type="spellStart"/>
+      <w:r>
+        <w:rPr>
+          <w:sz w:val="28"/>
+          <w:szCs w:val="28"/>
+        </w:rPr>
+        <w:t>geloofwaardigheid</w:t>
+      </w:r>
+      <w:proofErr w:type="spellEnd"/>
+      <w:r>
+        <w:rPr>
+          <w:sz w:val="28"/>
+          <w:szCs w:val="28"/>
+        </w:rPr>
+        <w:t xml:space="preserve"> </w:t>
+      </w:r>
+      <w:r>
+        <w:rPr>
+          <w:sz w:val="28"/>
+          <w:szCs w:val="28"/>
+        </w:rPr>
+        <w:t>heft</w:t>
       </w:r>
     </w:p>
     <w:p>
@@ -143,7 +423,7 @@
         <w:rPr>
           <w:sz w:val="28"/>
           <w:szCs w:val="28"/>
-          <w:lang w:val="nl-NL"/>
+          <w:lang w:val="en-NL"/>
         </w:rPr>
       </w:pPr>
       <w:r>
@@ -152,16 +432,96 @@
           <w:szCs w:val="28"/>
           <w:lang w:val="nl-NL"/>
         </w:rPr>
-        <w:t xml:space="preserve">Wil ik = </w:t>
-      </w:r>
-      <w:r>
-        <w:rPr>
-          <w:sz w:val="28"/>
-          <w:szCs w:val="28"/>
-          <w:lang w:val="nl-NL"/>
-        </w:rPr>
-        <w:t>Weten hoe ik nepnieuws kan herkennen</w:t>
-      </w:r>
+        <w:t>Wil ik =</w:t>
+      </w:r>
+      <w:r>
+        <w:rPr>
+          <w:sz w:val="28"/>
+          <w:szCs w:val="28"/>
+          <w:lang w:val="nl-NL"/>
+        </w:rPr>
+        <w:t xml:space="preserve"> </w:t>
+      </w:r>
+      <w:r>
+        <w:rPr>
+          <w:sz w:val="28"/>
+          <w:szCs w:val="28"/>
+        </w:rPr>
+        <w:t xml:space="preserve">concrete </w:t>
+      </w:r>
+      <w:proofErr w:type="spellStart"/>
+      <w:r>
+        <w:rPr>
+          <w:sz w:val="28"/>
+          <w:szCs w:val="28"/>
+        </w:rPr>
+        <w:t>signalen</w:t>
+      </w:r>
+      <w:proofErr w:type="spellEnd"/>
+      <w:r>
+        <w:rPr>
+          <w:sz w:val="28"/>
+          <w:szCs w:val="28"/>
+        </w:rPr>
+        <w:t xml:space="preserve"> </w:t>
+      </w:r>
+      <w:proofErr w:type="spellStart"/>
+      <w:r>
+        <w:rPr>
+          <w:sz w:val="28"/>
+          <w:szCs w:val="28"/>
+        </w:rPr>
+        <w:t>en</w:t>
+      </w:r>
+      <w:proofErr w:type="spellEnd"/>
+      <w:r>
+        <w:rPr>
+          <w:sz w:val="28"/>
+          <w:szCs w:val="28"/>
+        </w:rPr>
+        <w:t xml:space="preserve"> checklist-items </w:t>
+      </w:r>
+      <w:proofErr w:type="spellStart"/>
+      <w:r>
+        <w:rPr>
+          <w:sz w:val="28"/>
+          <w:szCs w:val="28"/>
+        </w:rPr>
+        <w:t>leren</w:t>
+      </w:r>
+      <w:proofErr w:type="spellEnd"/>
+      <w:r>
+        <w:rPr>
+          <w:sz w:val="28"/>
+          <w:szCs w:val="28"/>
+        </w:rPr>
+        <w:t xml:space="preserve"> over het </w:t>
+      </w:r>
+      <w:proofErr w:type="spellStart"/>
+      <w:r>
+        <w:rPr>
+          <w:sz w:val="28"/>
+          <w:szCs w:val="28"/>
+        </w:rPr>
+        <w:t>herkennen</w:t>
+      </w:r>
+      <w:proofErr w:type="spellEnd"/>
+      <w:r>
+        <w:rPr>
+          <w:sz w:val="28"/>
+          <w:szCs w:val="28"/>
+        </w:rPr>
+        <w:t xml:space="preserve"> van </w:t>
+      </w:r>
+      <w:proofErr w:type="spellStart"/>
+      <w:r>
+        <w:rPr>
+          <w:sz w:val="28"/>
+          <w:szCs w:val="28"/>
+        </w:rPr>
+        <w:t>nepnieuws</w:t>
+      </w:r>
+      <w:proofErr w:type="spellEnd"/>
     </w:p>
     <w:p>
       <w:pPr>
@@ -185,8 +545,136 @@
           <w:szCs w:val="28"/>
           <w:lang w:val="nl-NL"/>
         </w:rPr>
-        <w:t>Ik weet welk nieuws ik wel en niet kan vertrouwen</w:t>
-      </w:r>
+        <w:t>I</w:t>
+      </w:r>
+      <w:r>
+        <w:rPr>
+          <w:sz w:val="28"/>
+          <w:szCs w:val="28"/>
+        </w:rPr>
+        <w:t xml:space="preserve">k </w:t>
+      </w:r>
+      <w:proofErr w:type="spellStart"/>
+      <w:r>
+        <w:rPr>
+          <w:sz w:val="28"/>
+          <w:szCs w:val="28"/>
+        </w:rPr>
+        <w:t>desinformatie</w:t>
+      </w:r>
+      <w:proofErr w:type="spellEnd"/>
+      <w:r>
+        <w:rPr>
+          <w:sz w:val="28"/>
+          <w:szCs w:val="28"/>
+        </w:rPr>
+        <w:t xml:space="preserve"> </w:t>
+      </w:r>
+      <w:proofErr w:type="spellStart"/>
+      <w:r>
+        <w:rPr>
+          <w:sz w:val="28"/>
+          <w:szCs w:val="28"/>
+        </w:rPr>
+        <w:t>kan</w:t>
+      </w:r>
+      <w:proofErr w:type="spellEnd"/>
+      <w:r>
+        <w:rPr>
+          <w:sz w:val="28"/>
+          <w:szCs w:val="28"/>
+        </w:rPr>
+        <w:t xml:space="preserve"> </w:t>
+      </w:r>
+      <w:proofErr w:type="spellStart"/>
+      <w:r>
+        <w:rPr>
+          <w:sz w:val="28"/>
+          <w:szCs w:val="28"/>
+        </w:rPr>
+        <w:t>identificeren</w:t>
+      </w:r>
+      <w:proofErr w:type="spellEnd"/>
+      <w:r>
+        <w:rPr>
+          <w:sz w:val="28"/>
+          <w:szCs w:val="28"/>
+        </w:rPr>
+        <w:t xml:space="preserve"> </w:t>
+      </w:r>
+      <w:proofErr w:type="spellStart"/>
+      <w:r>
+        <w:rPr>
+          <w:sz w:val="28"/>
+          <w:szCs w:val="28"/>
+        </w:rPr>
+        <w:t>voordat</w:t>
+      </w:r>
+      <w:proofErr w:type="spellEnd"/>
+      <w:r>
+        <w:rPr>
+          <w:sz w:val="28"/>
+          <w:szCs w:val="28"/>
+        </w:rPr>
+        <w:t xml:space="preserve"> </w:t>
+      </w:r>
+      <w:proofErr w:type="spellStart"/>
+      <w:r>
+        <w:rPr>
+          <w:sz w:val="28"/>
+          <w:szCs w:val="28"/>
+        </w:rPr>
+        <w:t>ik</w:t>
+      </w:r>
+      <w:proofErr w:type="spellEnd"/>
+      <w:r>
+        <w:rPr>
+          <w:sz w:val="28"/>
+          <w:szCs w:val="28"/>
+        </w:rPr>
+        <w:t xml:space="preserve"> het </w:t>
+      </w:r>
+      <w:proofErr w:type="spellStart"/>
+      <w:r>
+        <w:rPr>
+          <w:sz w:val="28"/>
+          <w:szCs w:val="28"/>
+        </w:rPr>
+        <w:t>onbewust</w:t>
+      </w:r>
+      <w:proofErr w:type="spellEnd"/>
+      <w:r>
+        <w:rPr>
+          <w:sz w:val="28"/>
+          <w:szCs w:val="28"/>
+        </w:rPr>
+        <w:t xml:space="preserve"> </w:t>
+      </w:r>
+      <w:proofErr w:type="spellStart"/>
+      <w:r>
+        <w:rPr>
+          <w:sz w:val="28"/>
+          <w:szCs w:val="28"/>
+        </w:rPr>
+        <w:t>deel</w:t>
+      </w:r>
+      <w:proofErr w:type="spellEnd"/>
+      <w:r>
+        <w:rPr>
+          <w:sz w:val="28"/>
+          <w:szCs w:val="28"/>
+        </w:rPr>
+        <w:t xml:space="preserve"> of </w:t>
+      </w:r>
+      <w:proofErr w:type="spellStart"/>
+      <w:r>
+        <w:rPr>
+          <w:sz w:val="28"/>
+          <w:szCs w:val="28"/>
+        </w:rPr>
+        <w:t>geloof</w:t>
+      </w:r>
+      <w:proofErr w:type="spellEnd"/>
     </w:p>
     <w:p>
       <w:pPr>
@@ -227,7 +715,6 @@
         <w:rPr>
           <w:sz w:val="28"/>
           <w:szCs w:val="28"/>
-          <w:lang w:val="nl-NL"/>
         </w:rPr>
       </w:pPr>
       <w:r>
@@ -244,16 +731,129 @@
           <w:szCs w:val="28"/>
           <w:lang w:val="nl-NL"/>
         </w:rPr>
-        <w:t xml:space="preserve"> Weten hoe ik </w:t>
-      </w:r>
-      <w:r>
-        <w:rPr>
-          <w:sz w:val="28"/>
-          <w:szCs w:val="28"/>
-          <w:lang w:val="nl-NL"/>
-        </w:rPr>
-        <w:t>naar andere artikelen kan navigeren</w:t>
-      </w:r>
+        <w:t xml:space="preserve"> </w:t>
+      </w:r>
+      <w:proofErr w:type="spellStart"/>
+      <w:r>
+        <w:rPr>
+          <w:sz w:val="28"/>
+          <w:szCs w:val="28"/>
+        </w:rPr>
+        <w:t>kunnen</w:t>
+      </w:r>
+      <w:proofErr w:type="spellEnd"/>
+      <w:r>
+        <w:rPr>
+          <w:sz w:val="28"/>
+          <w:szCs w:val="28"/>
+        </w:rPr>
+        <w:t xml:space="preserve"> </w:t>
+      </w:r>
+      <w:proofErr w:type="spellStart"/>
+      <w:r>
+        <w:rPr>
+          <w:sz w:val="28"/>
+          <w:szCs w:val="28"/>
+        </w:rPr>
+        <w:t>navigeren</w:t>
+      </w:r>
+      <w:proofErr w:type="spellEnd"/>
+      <w:r>
+        <w:rPr>
+          <w:sz w:val="28"/>
+          <w:szCs w:val="28"/>
+        </w:rPr>
+        <w:t xml:space="preserve"> </w:t>
+      </w:r>
+      <w:proofErr w:type="spellStart"/>
+      <w:r>
+        <w:rPr>
+          <w:sz w:val="28"/>
+          <w:szCs w:val="28"/>
+        </w:rPr>
+        <w:t>naar</w:t>
+      </w:r>
+      <w:proofErr w:type="spellEnd"/>
+      <w:r>
+        <w:rPr>
+          <w:sz w:val="28"/>
+          <w:szCs w:val="28"/>
+        </w:rPr>
+        <w:t xml:space="preserve"> </w:t>
+      </w:r>
+      <w:proofErr w:type="spellStart"/>
+      <w:r>
+        <w:rPr>
+          <w:sz w:val="28"/>
+          <w:szCs w:val="28"/>
+        </w:rPr>
+        <w:t>specifieke</w:t>
+      </w:r>
+      <w:proofErr w:type="spellEnd"/>
+      <w:r>
+        <w:rPr>
+          <w:sz w:val="28"/>
+          <w:szCs w:val="28"/>
+        </w:rPr>
+        <w:t xml:space="preserve"> </w:t>
+      </w:r>
+      <w:proofErr w:type="spellStart"/>
+      <w:r>
+        <w:rPr>
+          <w:sz w:val="28"/>
+          <w:szCs w:val="28"/>
+        </w:rPr>
+        <w:t>artikelen</w:t>
+      </w:r>
+      <w:proofErr w:type="spellEnd"/>
+      <w:r>
+        <w:rPr>
+          <w:sz w:val="28"/>
+          <w:szCs w:val="28"/>
+        </w:rPr>
+        <w:t xml:space="preserve"> via </w:t>
+      </w:r>
+      <w:proofErr w:type="spellStart"/>
+      <w:r>
+        <w:rPr>
+          <w:sz w:val="28"/>
+          <w:szCs w:val="28"/>
+        </w:rPr>
+        <w:t>een</w:t>
+      </w:r>
+      <w:proofErr w:type="spellEnd"/>
+      <w:r>
+        <w:rPr>
+          <w:sz w:val="28"/>
+          <w:szCs w:val="28"/>
+        </w:rPr>
+        <w:t xml:space="preserve"> </w:t>
+      </w:r>
+      <w:proofErr w:type="spellStart"/>
+      <w:r>
+        <w:rPr>
+          <w:sz w:val="28"/>
+          <w:szCs w:val="28"/>
+        </w:rPr>
+        <w:t>duidelijk</w:t>
+      </w:r>
+      <w:proofErr w:type="spellEnd"/>
+      <w:r>
+        <w:rPr>
+          <w:sz w:val="28"/>
+          <w:szCs w:val="28"/>
+        </w:rPr>
+        <w:t xml:space="preserve"> menu of </w:t>
+      </w:r>
+      <w:proofErr w:type="spellStart"/>
+      <w:r>
+        <w:rPr>
+          <w:sz w:val="28"/>
+          <w:szCs w:val="28"/>
+        </w:rPr>
+        <w:t>overzichtspagina</w:t>
+      </w:r>
+      <w:proofErr w:type="spellEnd"/>
     </w:p>
     <w:p>
       <w:pPr>
@@ -271,14 +871,143 @@
         </w:rPr>
         <w:t xml:space="preserve">Zodat = </w:t>
       </w:r>
-      <w:r>
-        <w:rPr>
-          <w:sz w:val="28"/>
-          <w:szCs w:val="28"/>
-          <w:lang w:val="nl-NL"/>
-        </w:rPr>
-        <w:t>Ik elk artikel kan bekijken</w:t>
-      </w:r>
+      <w:proofErr w:type="spellStart"/>
+      <w:r>
+        <w:rPr>
+          <w:sz w:val="28"/>
+          <w:szCs w:val="28"/>
+        </w:rPr>
+        <w:t>ik</w:t>
+      </w:r>
+      <w:proofErr w:type="spellEnd"/>
+      <w:r>
+        <w:rPr>
+          <w:sz w:val="28"/>
+          <w:szCs w:val="28"/>
+        </w:rPr>
+        <w:t xml:space="preserve"> </w:t>
+      </w:r>
+      <w:proofErr w:type="spellStart"/>
+      <w:r>
+        <w:rPr>
+          <w:sz w:val="28"/>
+          <w:szCs w:val="28"/>
+        </w:rPr>
+        <w:t>gericht</w:t>
+      </w:r>
+      <w:proofErr w:type="spellEnd"/>
+      <w:r>
+        <w:rPr>
+          <w:sz w:val="28"/>
+          <w:szCs w:val="28"/>
+        </w:rPr>
+        <w:t xml:space="preserve"> de </w:t>
+      </w:r>
+      <w:proofErr w:type="spellStart"/>
+      <w:r>
+        <w:rPr>
+          <w:sz w:val="28"/>
+          <w:szCs w:val="28"/>
+        </w:rPr>
+        <w:t>informatie</w:t>
+      </w:r>
+      <w:proofErr w:type="spellEnd"/>
+      <w:r>
+        <w:rPr>
+          <w:sz w:val="28"/>
+          <w:szCs w:val="28"/>
+        </w:rPr>
+        <w:t xml:space="preserve"> </w:t>
+      </w:r>
+      <w:proofErr w:type="spellStart"/>
+      <w:r>
+        <w:rPr>
+          <w:sz w:val="28"/>
+          <w:szCs w:val="28"/>
+        </w:rPr>
+        <w:t>kan</w:t>
+      </w:r>
+      <w:proofErr w:type="spellEnd"/>
+      <w:r>
+        <w:rPr>
+          <w:sz w:val="28"/>
+          <w:szCs w:val="28"/>
+        </w:rPr>
+        <w:t xml:space="preserve"> </w:t>
+      </w:r>
+      <w:proofErr w:type="spellStart"/>
+      <w:r>
+        <w:rPr>
+          <w:sz w:val="28"/>
+          <w:szCs w:val="28"/>
+        </w:rPr>
+        <w:t>vinden</w:t>
+      </w:r>
+      <w:proofErr w:type="spellEnd"/>
+      <w:r>
+        <w:rPr>
+          <w:sz w:val="28"/>
+          <w:szCs w:val="28"/>
+        </w:rPr>
+        <w:t xml:space="preserve"> die </w:t>
+      </w:r>
+      <w:proofErr w:type="spellStart"/>
+      <w:r>
+        <w:rPr>
+          <w:sz w:val="28"/>
+          <w:szCs w:val="28"/>
+        </w:rPr>
+        <w:t>aansluit</w:t>
+      </w:r>
+      <w:proofErr w:type="spellEnd"/>
+      <w:r>
+        <w:rPr>
+          <w:sz w:val="28"/>
+          <w:szCs w:val="28"/>
+        </w:rPr>
+        <w:t xml:space="preserve"> </w:t>
+      </w:r>
+      <w:proofErr w:type="spellStart"/>
+      <w:r>
+        <w:rPr>
+          <w:sz w:val="28"/>
+          <w:szCs w:val="28"/>
+        </w:rPr>
+        <w:t>bij</w:t>
+      </w:r>
+      <w:proofErr w:type="spellEnd"/>
+      <w:r>
+        <w:rPr>
+          <w:sz w:val="28"/>
+          <w:szCs w:val="28"/>
+        </w:rPr>
+        <w:t xml:space="preserve"> </w:t>
+      </w:r>
+      <w:proofErr w:type="spellStart"/>
+      <w:r>
+        <w:rPr>
+          <w:sz w:val="28"/>
+          <w:szCs w:val="28"/>
+        </w:rPr>
+        <w:t>mijn</w:t>
+      </w:r>
+      <w:proofErr w:type="spellEnd"/>
+      <w:r>
+        <w:rPr>
+          <w:sz w:val="28"/>
+          <w:szCs w:val="28"/>
+        </w:rPr>
+        <w:t xml:space="preserve"> </w:t>
+      </w:r>
+      <w:proofErr w:type="spellStart"/>
+      <w:r>
+        <w:rPr>
+          <w:sz w:val="28"/>
+          <w:szCs w:val="28"/>
+        </w:rPr>
+        <w:t>leerbehoefte</w:t>
+      </w:r>
+      <w:proofErr w:type="spellEnd"/>
     </w:p>
     <w:p>
       <w:pPr>
@@ -330,13 +1059,133 @@
         </w:rPr>
         <w:t xml:space="preserve">Wil ik = </w:t>
       </w:r>
-      <w:r>
-        <w:rPr>
-          <w:sz w:val="28"/>
-          <w:szCs w:val="28"/>
-          <w:lang w:val="nl-NL"/>
-        </w:rPr>
-        <w:t>Weten hoe ik AI-gegenereerde plaatjes/text/nieuws kan herkennen</w:t>
+      <w:proofErr w:type="spellStart"/>
+      <w:r>
+        <w:rPr>
+          <w:sz w:val="28"/>
+          <w:szCs w:val="28"/>
+        </w:rPr>
+        <w:t>leren</w:t>
+      </w:r>
+      <w:proofErr w:type="spellEnd"/>
+      <w:r>
+        <w:rPr>
+          <w:sz w:val="28"/>
+          <w:szCs w:val="28"/>
+        </w:rPr>
+        <w:t xml:space="preserve"> </w:t>
+      </w:r>
+      <w:proofErr w:type="spellStart"/>
+      <w:r>
+        <w:rPr>
+          <w:sz w:val="28"/>
+          <w:szCs w:val="28"/>
+        </w:rPr>
+        <w:t>welke</w:t>
+      </w:r>
+      <w:proofErr w:type="spellEnd"/>
+      <w:r>
+        <w:rPr>
+          <w:sz w:val="28"/>
+          <w:szCs w:val="28"/>
+        </w:rPr>
+        <w:t xml:space="preserve"> </w:t>
+      </w:r>
+      <w:proofErr w:type="spellStart"/>
+      <w:r>
+        <w:rPr>
+          <w:sz w:val="28"/>
+          <w:szCs w:val="28"/>
+        </w:rPr>
+        <w:t>visuele</w:t>
+      </w:r>
+      <w:proofErr w:type="spellEnd"/>
+      <w:r>
+        <w:rPr>
+          <w:sz w:val="28"/>
+          <w:szCs w:val="28"/>
+        </w:rPr>
+        <w:t xml:space="preserve"> </w:t>
+      </w:r>
+      <w:proofErr w:type="spellStart"/>
+      <w:r>
+        <w:rPr>
+          <w:sz w:val="28"/>
+          <w:szCs w:val="28"/>
+        </w:rPr>
+        <w:t>en</w:t>
+      </w:r>
+      <w:proofErr w:type="spellEnd"/>
+      <w:r>
+        <w:rPr>
+          <w:sz w:val="28"/>
+          <w:szCs w:val="28"/>
+        </w:rPr>
+        <w:t xml:space="preserve"> </w:t>
+      </w:r>
+      <w:proofErr w:type="spellStart"/>
+      <w:r>
+        <w:rPr>
+          <w:sz w:val="28"/>
+          <w:szCs w:val="28"/>
+        </w:rPr>
+        <w:t>tekstuele</w:t>
+      </w:r>
+      <w:proofErr w:type="spellEnd"/>
+      <w:r>
+        <w:rPr>
+          <w:sz w:val="28"/>
+          <w:szCs w:val="28"/>
+        </w:rPr>
+        <w:t xml:space="preserve"> </w:t>
+      </w:r>
+      <w:proofErr w:type="spellStart"/>
+      <w:r>
+        <w:rPr>
+          <w:sz w:val="28"/>
+          <w:szCs w:val="28"/>
+        </w:rPr>
+        <w:t>kenmerken</w:t>
+      </w:r>
+      <w:proofErr w:type="spellEnd"/>
+      <w:r>
+        <w:rPr>
+          <w:sz w:val="28"/>
+          <w:szCs w:val="28"/>
+        </w:rPr>
+        <w:t xml:space="preserve"> </w:t>
+      </w:r>
+      <w:proofErr w:type="spellStart"/>
+      <w:r>
+        <w:rPr>
+          <w:sz w:val="28"/>
+          <w:szCs w:val="28"/>
+        </w:rPr>
+        <w:t>wijzen</w:t>
+      </w:r>
+      <w:proofErr w:type="spellEnd"/>
+      <w:r>
+        <w:rPr>
+          <w:sz w:val="28"/>
+          <w:szCs w:val="28"/>
+        </w:rPr>
+        <w:t xml:space="preserve"> op AI-</w:t>
+      </w:r>
+      <w:proofErr w:type="spellStart"/>
+      <w:r>
+        <w:rPr>
+          <w:sz w:val="28"/>
+          <w:szCs w:val="28"/>
+        </w:rPr>
+        <w:t>gegenereerde</w:t>
+      </w:r>
+      <w:proofErr w:type="spellEnd"/>
+      <w:r>
+        <w:rPr>
+          <w:sz w:val="28"/>
+          <w:szCs w:val="28"/>
+        </w:rPr>
+        <w:t xml:space="preserve"> content</w:t>
       </w:r>
     </w:p>
     <w:p>
@@ -344,7 +1193,6 @@
         <w:rPr>
           <w:sz w:val="28"/>
           <w:szCs w:val="28"/>
-          <w:lang w:val="nl-NL"/>
         </w:rPr>
       </w:pPr>
       <w:r>
@@ -355,22 +1203,143 @@
         </w:rPr>
         <w:t xml:space="preserve">Zodat = </w:t>
       </w:r>
-      <w:r>
-        <w:rPr>
-          <w:sz w:val="28"/>
-          <w:szCs w:val="28"/>
-          <w:lang w:val="nl-NL"/>
-        </w:rPr>
-        <w:t xml:space="preserve">Ik </w:t>
-      </w:r>
-      <w:r>
-        <w:rPr>
-          <w:sz w:val="28"/>
-          <w:szCs w:val="28"/>
-          <w:lang w:val="nl-NL"/>
-        </w:rPr>
-        <w:t>alert ben dat er AI is gebruikt voor dat specifieke nieuwsbericht</w:t>
-      </w:r>
+      <w:proofErr w:type="spellStart"/>
+      <w:r>
+        <w:rPr>
+          <w:sz w:val="28"/>
+          <w:szCs w:val="28"/>
+        </w:rPr>
+        <w:t>ik</w:t>
+      </w:r>
+      <w:proofErr w:type="spellEnd"/>
+      <w:r>
+        <w:rPr>
+          <w:sz w:val="28"/>
+          <w:szCs w:val="28"/>
+        </w:rPr>
+        <w:t xml:space="preserve"> </w:t>
+      </w:r>
+      <w:proofErr w:type="spellStart"/>
+      <w:r>
+        <w:rPr>
+          <w:sz w:val="28"/>
+          <w:szCs w:val="28"/>
+        </w:rPr>
+        <w:t>kritisch</w:t>
+      </w:r>
+      <w:proofErr w:type="spellEnd"/>
+      <w:r>
+        <w:rPr>
+          <w:sz w:val="28"/>
+          <w:szCs w:val="28"/>
+        </w:rPr>
+        <w:t xml:space="preserve"> </w:t>
+      </w:r>
+      <w:proofErr w:type="spellStart"/>
+      <w:r>
+        <w:rPr>
+          <w:sz w:val="28"/>
+          <w:szCs w:val="28"/>
+        </w:rPr>
+        <w:t>kan</w:t>
+      </w:r>
+      <w:proofErr w:type="spellEnd"/>
+      <w:r>
+        <w:rPr>
+          <w:sz w:val="28"/>
+          <w:szCs w:val="28"/>
+        </w:rPr>
+        <w:t xml:space="preserve"> </w:t>
+      </w:r>
+      <w:proofErr w:type="spellStart"/>
+      <w:r>
+        <w:rPr>
+          <w:sz w:val="28"/>
+          <w:szCs w:val="28"/>
+        </w:rPr>
+        <w:t>analyseren</w:t>
+      </w:r>
+      <w:proofErr w:type="spellEnd"/>
+      <w:r>
+        <w:rPr>
+          <w:sz w:val="28"/>
+          <w:szCs w:val="28"/>
+        </w:rPr>
+        <w:t xml:space="preserve"> of </w:t>
+      </w:r>
+      <w:proofErr w:type="spellStart"/>
+      <w:r>
+        <w:rPr>
+          <w:sz w:val="28"/>
+          <w:szCs w:val="28"/>
+        </w:rPr>
+        <w:t>een</w:t>
+      </w:r>
+      <w:proofErr w:type="spellEnd"/>
+      <w:r>
+        <w:rPr>
+          <w:sz w:val="28"/>
+          <w:szCs w:val="28"/>
+        </w:rPr>
+        <w:t xml:space="preserve"> </w:t>
+      </w:r>
+      <w:proofErr w:type="spellStart"/>
+      <w:r>
+        <w:rPr>
+          <w:sz w:val="28"/>
+          <w:szCs w:val="28"/>
+        </w:rPr>
+        <w:t>nieuwsbericht</w:t>
+      </w:r>
+      <w:proofErr w:type="spellEnd"/>
+      <w:r>
+        <w:rPr>
+          <w:sz w:val="28"/>
+          <w:szCs w:val="28"/>
+        </w:rPr>
+        <w:t xml:space="preserve"> of </w:t>
+      </w:r>
+      <w:proofErr w:type="spellStart"/>
+      <w:r>
+        <w:rPr>
+          <w:sz w:val="28"/>
+          <w:szCs w:val="28"/>
+        </w:rPr>
+        <w:t>afbeelding</w:t>
+      </w:r>
+      <w:proofErr w:type="spellEnd"/>
+      <w:r>
+        <w:rPr>
+          <w:sz w:val="28"/>
+          <w:szCs w:val="28"/>
+        </w:rPr>
+        <w:t xml:space="preserve"> </w:t>
+      </w:r>
+      <w:proofErr w:type="spellStart"/>
+      <w:r>
+        <w:rPr>
+          <w:sz w:val="28"/>
+          <w:szCs w:val="28"/>
+        </w:rPr>
+        <w:t>authentiek</w:t>
+      </w:r>
+      <w:proofErr w:type="spellEnd"/>
+      <w:r>
+        <w:rPr>
+          <w:sz w:val="28"/>
+          <w:szCs w:val="28"/>
+        </w:rPr>
+        <w:t xml:space="preserve"> is of door AI is </w:t>
+      </w:r>
+      <w:proofErr w:type="spellStart"/>
+      <w:r>
+        <w:rPr>
+          <w:sz w:val="28"/>
+          <w:szCs w:val="28"/>
+        </w:rPr>
+        <w:t>geproduceerd</w:t>
+      </w:r>
+      <w:proofErr w:type="spellEnd"/>
     </w:p>
     <w:p>
       <w:pPr>
@@ -389,22 +1358,6 @@
           <w:lang w:val="nl-NL"/>
         </w:rPr>
       </w:pPr>
-      <w:r>
-        <w:rPr>
-          <w:sz w:val="28"/>
-          <w:szCs w:val="28"/>
-          <w:lang w:val="nl-NL"/>
-        </w:rPr>
-        <w:t>Als =</w:t>
-      </w:r>
-      <w:r>
-        <w:rPr>
-          <w:sz w:val="28"/>
-          <w:szCs w:val="28"/>
-          <w:lang w:val="nl-NL"/>
-        </w:rPr>
-        <w:t xml:space="preserve"> Gebruiker</w:t>
-      </w:r>
     </w:p>
     <w:p>
       <w:pPr>
@@ -420,15 +1373,16 @@
           <w:szCs w:val="28"/>
           <w:lang w:val="nl-NL"/>
         </w:rPr>
-        <w:t xml:space="preserve">Wil ik = </w:t>
-      </w:r>
-      <w:r>
-        <w:rPr>
-          <w:sz w:val="28"/>
-          <w:szCs w:val="28"/>
-          <w:lang w:val="nl-NL"/>
-        </w:rPr>
-        <w:t>Weten hoe ik de quiz kan nemen</w:t>
+        <w:lastRenderedPageBreak/>
+        <w:t>Als =</w:t>
+      </w:r>
+      <w:r>
+        <w:rPr>
+          <w:sz w:val="28"/>
+          <w:szCs w:val="28"/>
+          <w:lang w:val="nl-NL"/>
+        </w:rPr>
+        <w:t xml:space="preserve"> Gebruiker</w:t>
       </w:r>
     </w:p>
     <w:p>
@@ -445,16 +1399,299 @@
           <w:szCs w:val="28"/>
           <w:lang w:val="nl-NL"/>
         </w:rPr>
+        <w:t xml:space="preserve">Wil ik = </w:t>
+      </w:r>
+      <w:proofErr w:type="spellStart"/>
+      <w:r>
+        <w:rPr>
+          <w:sz w:val="28"/>
+          <w:szCs w:val="28"/>
+        </w:rPr>
+        <w:t>toegang</w:t>
+      </w:r>
+      <w:proofErr w:type="spellEnd"/>
+      <w:r>
+        <w:rPr>
+          <w:sz w:val="28"/>
+          <w:szCs w:val="28"/>
+        </w:rPr>
+        <w:t xml:space="preserve"> </w:t>
+      </w:r>
+      <w:proofErr w:type="spellStart"/>
+      <w:r>
+        <w:rPr>
+          <w:sz w:val="28"/>
+          <w:szCs w:val="28"/>
+        </w:rPr>
+        <w:t>hebben</w:t>
+      </w:r>
+      <w:proofErr w:type="spellEnd"/>
+      <w:r>
+        <w:rPr>
+          <w:sz w:val="28"/>
+          <w:szCs w:val="28"/>
+        </w:rPr>
+        <w:t xml:space="preserve"> tot </w:t>
+      </w:r>
+      <w:proofErr w:type="spellStart"/>
+      <w:r>
+        <w:rPr>
+          <w:sz w:val="28"/>
+          <w:szCs w:val="28"/>
+        </w:rPr>
+        <w:t>een</w:t>
+      </w:r>
+      <w:proofErr w:type="spellEnd"/>
+      <w:r>
+        <w:rPr>
+          <w:sz w:val="28"/>
+          <w:szCs w:val="28"/>
+        </w:rPr>
+        <w:t xml:space="preserve"> </w:t>
+      </w:r>
+      <w:proofErr w:type="spellStart"/>
+      <w:r>
+        <w:rPr>
+          <w:sz w:val="28"/>
+          <w:szCs w:val="28"/>
+        </w:rPr>
+        <w:t>interactieve</w:t>
+      </w:r>
+      <w:proofErr w:type="spellEnd"/>
+      <w:r>
+        <w:rPr>
+          <w:sz w:val="28"/>
+          <w:szCs w:val="28"/>
+        </w:rPr>
+        <w:t xml:space="preserve"> quiz met </w:t>
+      </w:r>
+      <w:proofErr w:type="spellStart"/>
+      <w:r>
+        <w:rPr>
+          <w:sz w:val="28"/>
+          <w:szCs w:val="28"/>
+        </w:rPr>
+        <w:t>vragen</w:t>
+      </w:r>
+      <w:proofErr w:type="spellEnd"/>
+      <w:r>
+        <w:rPr>
+          <w:sz w:val="28"/>
+          <w:szCs w:val="28"/>
+        </w:rPr>
+        <w:t xml:space="preserve"> over de </w:t>
+      </w:r>
+      <w:proofErr w:type="spellStart"/>
+      <w:r>
+        <w:rPr>
+          <w:sz w:val="28"/>
+          <w:szCs w:val="28"/>
+        </w:rPr>
+        <w:t>behandelde</w:t>
+      </w:r>
+      <w:proofErr w:type="spellEnd"/>
+      <w:r>
+        <w:rPr>
+          <w:sz w:val="28"/>
+          <w:szCs w:val="28"/>
+        </w:rPr>
+        <w:t xml:space="preserve"> </w:t>
+      </w:r>
+      <w:proofErr w:type="spellStart"/>
+      <w:r>
+        <w:rPr>
+          <w:sz w:val="28"/>
+          <w:szCs w:val="28"/>
+        </w:rPr>
+        <w:t>onderwerpen</w:t>
+      </w:r>
+      <w:proofErr w:type="spellEnd"/>
+    </w:p>
+    <w:p>
+      <w:pPr>
+        <w:rPr>
+          <w:sz w:val="28"/>
+          <w:szCs w:val="28"/>
+          <w:lang w:val="nl-NL"/>
+        </w:rPr>
+      </w:pPr>
+      <w:r>
+        <w:rPr>
+          <w:sz w:val="28"/>
+          <w:szCs w:val="28"/>
+          <w:lang w:val="nl-NL"/>
+        </w:rPr>
         <w:t xml:space="preserve">Zodat = </w:t>
       </w:r>
-      <w:r>
-        <w:rPr>
-          <w:sz w:val="28"/>
-          <w:szCs w:val="28"/>
-          <w:lang w:val="nl-NL"/>
-        </w:rPr>
-        <w:t>ik mijn kennis kan testen over de onderwerpen van de artikelen</w:t>
-      </w:r>
+      <w:proofErr w:type="spellStart"/>
+      <w:r>
+        <w:rPr>
+          <w:sz w:val="28"/>
+          <w:szCs w:val="28"/>
+        </w:rPr>
+        <w:t>ik</w:t>
+      </w:r>
+      <w:proofErr w:type="spellEnd"/>
+      <w:r>
+        <w:rPr>
+          <w:sz w:val="28"/>
+          <w:szCs w:val="28"/>
+        </w:rPr>
+        <w:t xml:space="preserve"> </w:t>
+      </w:r>
+      <w:proofErr w:type="spellStart"/>
+      <w:r>
+        <w:rPr>
+          <w:sz w:val="28"/>
+          <w:szCs w:val="28"/>
+        </w:rPr>
+        <w:t>mijn</w:t>
+      </w:r>
+      <w:proofErr w:type="spellEnd"/>
+      <w:r>
+        <w:rPr>
+          <w:sz w:val="28"/>
+          <w:szCs w:val="28"/>
+        </w:rPr>
+        <w:t xml:space="preserve"> </w:t>
+      </w:r>
+      <w:proofErr w:type="spellStart"/>
+      <w:r>
+        <w:rPr>
+          <w:sz w:val="28"/>
+          <w:szCs w:val="28"/>
+        </w:rPr>
+        <w:t>kennis</w:t>
+      </w:r>
+      <w:proofErr w:type="spellEnd"/>
+      <w:r>
+        <w:rPr>
+          <w:sz w:val="28"/>
+          <w:szCs w:val="28"/>
+        </w:rPr>
+        <w:t xml:space="preserve"> </w:t>
+      </w:r>
+      <w:proofErr w:type="spellStart"/>
+      <w:r>
+        <w:rPr>
+          <w:sz w:val="28"/>
+          <w:szCs w:val="28"/>
+        </w:rPr>
+        <w:t>actief</w:t>
+      </w:r>
+      <w:proofErr w:type="spellEnd"/>
+      <w:r>
+        <w:rPr>
+          <w:sz w:val="28"/>
+          <w:szCs w:val="28"/>
+        </w:rPr>
+        <w:t xml:space="preserve"> </w:t>
+      </w:r>
+      <w:proofErr w:type="spellStart"/>
+      <w:r>
+        <w:rPr>
+          <w:sz w:val="28"/>
+          <w:szCs w:val="28"/>
+        </w:rPr>
+        <w:t>kan</w:t>
+      </w:r>
+      <w:proofErr w:type="spellEnd"/>
+      <w:r>
+        <w:rPr>
+          <w:sz w:val="28"/>
+          <w:szCs w:val="28"/>
+        </w:rPr>
+        <w:t xml:space="preserve"> </w:t>
+      </w:r>
+      <w:proofErr w:type="spellStart"/>
+      <w:r>
+        <w:rPr>
+          <w:sz w:val="28"/>
+          <w:szCs w:val="28"/>
+        </w:rPr>
+        <w:t>toetsen</w:t>
+      </w:r>
+      <w:proofErr w:type="spellEnd"/>
+      <w:r>
+        <w:rPr>
+          <w:sz w:val="28"/>
+          <w:szCs w:val="28"/>
+        </w:rPr>
+        <w:t xml:space="preserve"> </w:t>
+      </w:r>
+      <w:proofErr w:type="spellStart"/>
+      <w:r>
+        <w:rPr>
+          <w:sz w:val="28"/>
+          <w:szCs w:val="28"/>
+        </w:rPr>
+        <w:t>en</w:t>
+      </w:r>
+      <w:proofErr w:type="spellEnd"/>
+      <w:r>
+        <w:rPr>
+          <w:sz w:val="28"/>
+          <w:szCs w:val="28"/>
+        </w:rPr>
+        <w:t xml:space="preserve"> </w:t>
+      </w:r>
+      <w:proofErr w:type="spellStart"/>
+      <w:r>
+        <w:rPr>
+          <w:sz w:val="28"/>
+          <w:szCs w:val="28"/>
+        </w:rPr>
+        <w:t>eventuele</w:t>
+      </w:r>
+      <w:proofErr w:type="spellEnd"/>
+      <w:r>
+        <w:rPr>
+          <w:sz w:val="28"/>
+          <w:szCs w:val="28"/>
+        </w:rPr>
+        <w:t xml:space="preserve"> </w:t>
+      </w:r>
+      <w:proofErr w:type="spellStart"/>
+      <w:r>
+        <w:rPr>
+          <w:sz w:val="28"/>
+          <w:szCs w:val="28"/>
+        </w:rPr>
+        <w:t>kennisgaten</w:t>
+      </w:r>
+      <w:proofErr w:type="spellEnd"/>
+      <w:r>
+        <w:rPr>
+          <w:sz w:val="28"/>
+          <w:szCs w:val="28"/>
+        </w:rPr>
+        <w:t xml:space="preserve"> </w:t>
+      </w:r>
+      <w:proofErr w:type="spellStart"/>
+      <w:r>
+        <w:rPr>
+          <w:sz w:val="28"/>
+          <w:szCs w:val="28"/>
+        </w:rPr>
+        <w:t>kan</w:t>
+      </w:r>
+      <w:proofErr w:type="spellEnd"/>
+      <w:r>
+        <w:rPr>
+          <w:sz w:val="28"/>
+          <w:szCs w:val="28"/>
+        </w:rPr>
+        <w:t xml:space="preserve"> </w:t>
+      </w:r>
+      <w:proofErr w:type="spellStart"/>
+      <w:r>
+        <w:rPr>
+          <w:sz w:val="28"/>
+          <w:szCs w:val="28"/>
+        </w:rPr>
+        <w:t>identificeren</w:t>
+      </w:r>
+      <w:proofErr w:type="spellEnd"/>
     </w:p>
     <w:p>
       <w:pPr>
@@ -473,6 +1710,377 @@
           <w:lang w:val="nl-NL"/>
         </w:rPr>
       </w:pPr>
+      <w:r>
+        <w:rPr>
+          <w:sz w:val="28"/>
+          <w:szCs w:val="28"/>
+          <w:lang w:val="nl-NL"/>
+        </w:rPr>
+        <w:t>Als =</w:t>
+      </w:r>
+      <w:r>
+        <w:rPr>
+          <w:sz w:val="28"/>
+          <w:szCs w:val="28"/>
+          <w:lang w:val="nl-NL"/>
+        </w:rPr>
+        <w:t xml:space="preserve"> Gebruiker</w:t>
+      </w:r>
+      <w:r>
+        <w:rPr>
+          <w:sz w:val="28"/>
+          <w:szCs w:val="28"/>
+          <w:lang w:val="nl-NL"/>
+        </w:rPr>
+        <w:t xml:space="preserve"> </w:t>
+      </w:r>
+    </w:p>
+    <w:p>
+      <w:pPr>
+        <w:rPr>
+          <w:sz w:val="28"/>
+          <w:szCs w:val="28"/>
+          <w:lang w:val="nl-NL"/>
+        </w:rPr>
+      </w:pPr>
+      <w:r>
+        <w:rPr>
+          <w:sz w:val="28"/>
+          <w:szCs w:val="28"/>
+          <w:lang w:val="nl-NL"/>
+        </w:rPr>
+        <w:t xml:space="preserve">Wil ik = </w:t>
+      </w:r>
+      <w:proofErr w:type="spellStart"/>
+      <w:r>
+        <w:rPr>
+          <w:sz w:val="28"/>
+          <w:szCs w:val="28"/>
+        </w:rPr>
+        <w:t>een</w:t>
+      </w:r>
+      <w:proofErr w:type="spellEnd"/>
+      <w:r>
+        <w:rPr>
+          <w:sz w:val="28"/>
+          <w:szCs w:val="28"/>
+        </w:rPr>
+        <w:t xml:space="preserve"> centrale tips-</w:t>
+      </w:r>
+      <w:proofErr w:type="spellStart"/>
+      <w:r>
+        <w:rPr>
+          <w:sz w:val="28"/>
+          <w:szCs w:val="28"/>
+        </w:rPr>
+        <w:t>pagina</w:t>
+      </w:r>
+      <w:proofErr w:type="spellEnd"/>
+      <w:r>
+        <w:rPr>
+          <w:sz w:val="28"/>
+          <w:szCs w:val="28"/>
+        </w:rPr>
+        <w:t xml:space="preserve"> </w:t>
+      </w:r>
+      <w:proofErr w:type="spellStart"/>
+      <w:r>
+        <w:rPr>
+          <w:sz w:val="28"/>
+          <w:szCs w:val="28"/>
+        </w:rPr>
+        <w:t>kunnen</w:t>
+      </w:r>
+      <w:proofErr w:type="spellEnd"/>
+      <w:r>
+        <w:rPr>
+          <w:sz w:val="28"/>
+          <w:szCs w:val="28"/>
+        </w:rPr>
+        <w:t xml:space="preserve"> </w:t>
+      </w:r>
+      <w:proofErr w:type="spellStart"/>
+      <w:r>
+        <w:rPr>
+          <w:sz w:val="28"/>
+          <w:szCs w:val="28"/>
+        </w:rPr>
+        <w:t>raadplegen</w:t>
+      </w:r>
+      <w:proofErr w:type="spellEnd"/>
+      <w:r>
+        <w:rPr>
+          <w:sz w:val="28"/>
+          <w:szCs w:val="28"/>
+        </w:rPr>
+        <w:t xml:space="preserve"> met alle </w:t>
+      </w:r>
+      <w:proofErr w:type="spellStart"/>
+      <w:r>
+        <w:rPr>
+          <w:sz w:val="28"/>
+          <w:szCs w:val="28"/>
+        </w:rPr>
+        <w:t>informatie</w:t>
+      </w:r>
+      <w:proofErr w:type="spellEnd"/>
+      <w:r>
+        <w:rPr>
+          <w:sz w:val="28"/>
+          <w:szCs w:val="28"/>
+        </w:rPr>
+        <w:t xml:space="preserve"> over </w:t>
+      </w:r>
+      <w:proofErr w:type="spellStart"/>
+      <w:r>
+        <w:rPr>
+          <w:sz w:val="28"/>
+          <w:szCs w:val="28"/>
+        </w:rPr>
+        <w:t>misleiding</w:t>
+      </w:r>
+      <w:proofErr w:type="spellEnd"/>
+      <w:r>
+        <w:rPr>
+          <w:sz w:val="28"/>
+          <w:szCs w:val="28"/>
+        </w:rPr>
+        <w:t xml:space="preserve"> op </w:t>
+      </w:r>
+      <w:proofErr w:type="spellStart"/>
+      <w:r>
+        <w:rPr>
+          <w:sz w:val="28"/>
+          <w:szCs w:val="28"/>
+        </w:rPr>
+        <w:t>een</w:t>
+      </w:r>
+      <w:proofErr w:type="spellEnd"/>
+      <w:r>
+        <w:rPr>
+          <w:sz w:val="28"/>
+          <w:szCs w:val="28"/>
+        </w:rPr>
+        <w:t xml:space="preserve"> </w:t>
+      </w:r>
+      <w:proofErr w:type="spellStart"/>
+      <w:r>
+        <w:rPr>
+          <w:sz w:val="28"/>
+          <w:szCs w:val="28"/>
+        </w:rPr>
+        <w:t>rij</w:t>
+      </w:r>
+      <w:proofErr w:type="spellEnd"/>
+    </w:p>
+    <w:p>
+      <w:pPr>
+        <w:rPr>
+          <w:sz w:val="28"/>
+          <w:szCs w:val="28"/>
+        </w:rPr>
+      </w:pPr>
+      <w:r>
+        <w:rPr>
+          <w:sz w:val="28"/>
+          <w:szCs w:val="28"/>
+          <w:lang w:val="nl-NL"/>
+        </w:rPr>
+        <w:t>Zodat =</w:t>
+      </w:r>
+      <w:r>
+        <w:rPr>
+          <w:sz w:val="28"/>
+          <w:szCs w:val="28"/>
+          <w:lang w:val="nl-NL"/>
+        </w:rPr>
+        <w:t xml:space="preserve"> </w:t>
+      </w:r>
+      <w:proofErr w:type="spellStart"/>
+      <w:r>
+        <w:rPr>
+          <w:sz w:val="28"/>
+          <w:szCs w:val="28"/>
+        </w:rPr>
+        <w:t>ik</w:t>
+      </w:r>
+      <w:proofErr w:type="spellEnd"/>
+      <w:r>
+        <w:rPr>
+          <w:sz w:val="28"/>
+          <w:szCs w:val="28"/>
+        </w:rPr>
+        <w:t xml:space="preserve"> </w:t>
+      </w:r>
+      <w:proofErr w:type="spellStart"/>
+      <w:r>
+        <w:rPr>
+          <w:sz w:val="28"/>
+          <w:szCs w:val="28"/>
+        </w:rPr>
+        <w:t>snel</w:t>
+      </w:r>
+      <w:proofErr w:type="spellEnd"/>
+      <w:r>
+        <w:rPr>
+          <w:sz w:val="28"/>
+          <w:szCs w:val="28"/>
+        </w:rPr>
+        <w:t xml:space="preserve"> </w:t>
+      </w:r>
+      <w:proofErr w:type="spellStart"/>
+      <w:r>
+        <w:rPr>
+          <w:sz w:val="28"/>
+          <w:szCs w:val="28"/>
+        </w:rPr>
+        <w:t>een</w:t>
+      </w:r>
+      <w:proofErr w:type="spellEnd"/>
+      <w:r>
+        <w:rPr>
+          <w:sz w:val="28"/>
+          <w:szCs w:val="28"/>
+        </w:rPr>
+        <w:t xml:space="preserve"> </w:t>
+      </w:r>
+      <w:proofErr w:type="spellStart"/>
+      <w:r>
+        <w:rPr>
+          <w:sz w:val="28"/>
+          <w:szCs w:val="28"/>
+        </w:rPr>
+        <w:t>compleet</w:t>
+      </w:r>
+      <w:proofErr w:type="spellEnd"/>
+      <w:r>
+        <w:rPr>
+          <w:sz w:val="28"/>
+          <w:szCs w:val="28"/>
+        </w:rPr>
+        <w:t xml:space="preserve"> </w:t>
+      </w:r>
+      <w:proofErr w:type="spellStart"/>
+      <w:r>
+        <w:rPr>
+          <w:sz w:val="28"/>
+          <w:szCs w:val="28"/>
+        </w:rPr>
+        <w:t>beeld</w:t>
+      </w:r>
+      <w:proofErr w:type="spellEnd"/>
+      <w:r>
+        <w:rPr>
+          <w:sz w:val="28"/>
+          <w:szCs w:val="28"/>
+        </w:rPr>
+        <w:t xml:space="preserve"> </w:t>
+      </w:r>
+      <w:proofErr w:type="spellStart"/>
+      <w:r>
+        <w:rPr>
+          <w:sz w:val="28"/>
+          <w:szCs w:val="28"/>
+        </w:rPr>
+        <w:t>krijg</w:t>
+      </w:r>
+      <w:proofErr w:type="spellEnd"/>
+      <w:r>
+        <w:rPr>
+          <w:sz w:val="28"/>
+          <w:szCs w:val="28"/>
+        </w:rPr>
+        <w:t xml:space="preserve"> </w:t>
+      </w:r>
+      <w:proofErr w:type="spellStart"/>
+      <w:r>
+        <w:rPr>
+          <w:sz w:val="28"/>
+          <w:szCs w:val="28"/>
+        </w:rPr>
+        <w:t>zonder</w:t>
+      </w:r>
+      <w:proofErr w:type="spellEnd"/>
+      <w:r>
+        <w:rPr>
+          <w:sz w:val="28"/>
+          <w:szCs w:val="28"/>
+        </w:rPr>
+        <w:t xml:space="preserve"> door </w:t>
+      </w:r>
+      <w:proofErr w:type="spellStart"/>
+      <w:r>
+        <w:rPr>
+          <w:sz w:val="28"/>
+          <w:szCs w:val="28"/>
+        </w:rPr>
+        <w:t>meerdere</w:t>
+      </w:r>
+      <w:proofErr w:type="spellEnd"/>
+      <w:r>
+        <w:rPr>
+          <w:sz w:val="28"/>
+          <w:szCs w:val="28"/>
+        </w:rPr>
+        <w:t xml:space="preserve"> </w:t>
+      </w:r>
+      <w:proofErr w:type="spellStart"/>
+      <w:r>
+        <w:rPr>
+          <w:sz w:val="28"/>
+          <w:szCs w:val="28"/>
+        </w:rPr>
+        <w:t>artikelen</w:t>
+      </w:r>
+      <w:proofErr w:type="spellEnd"/>
+      <w:r>
+        <w:rPr>
+          <w:sz w:val="28"/>
+          <w:szCs w:val="28"/>
+        </w:rPr>
+        <w:t xml:space="preserve"> </w:t>
+      </w:r>
+      <w:proofErr w:type="spellStart"/>
+      <w:r>
+        <w:rPr>
+          <w:sz w:val="28"/>
+          <w:szCs w:val="28"/>
+        </w:rPr>
+        <w:t>te</w:t>
+      </w:r>
+      <w:proofErr w:type="spellEnd"/>
+      <w:r>
+        <w:rPr>
+          <w:sz w:val="28"/>
+          <w:szCs w:val="28"/>
+        </w:rPr>
+        <w:t xml:space="preserve"> </w:t>
+      </w:r>
+      <w:proofErr w:type="spellStart"/>
+      <w:r>
+        <w:rPr>
+          <w:sz w:val="28"/>
+          <w:szCs w:val="28"/>
+        </w:rPr>
+        <w:t>hoeven</w:t>
+      </w:r>
+      <w:proofErr w:type="spellEnd"/>
+      <w:r>
+        <w:rPr>
+          <w:sz w:val="28"/>
+          <w:szCs w:val="28"/>
+        </w:rPr>
+        <w:t xml:space="preserve"> </w:t>
+      </w:r>
+      <w:proofErr w:type="spellStart"/>
+      <w:r>
+        <w:rPr>
+          <w:sz w:val="28"/>
+          <w:szCs w:val="28"/>
+        </w:rPr>
+        <w:t>klikken</w:t>
+      </w:r>
+      <w:proofErr w:type="spellEnd"/>
     </w:p>
     <w:p>
       <w:pPr>
@@ -497,24 +2105,7 @@
           <w:szCs w:val="28"/>
           <w:lang w:val="nl-NL"/>
         </w:rPr>
-        <w:lastRenderedPageBreak/>
-        <w:t>Als =</w:t>
-      </w:r>
-      <w:r>
-        <w:rPr>
-          <w:sz w:val="28"/>
-          <w:szCs w:val="28"/>
-          <w:lang w:val="nl-NL"/>
-        </w:rPr>
-        <w:t xml:space="preserve"> Gebruiker</w:t>
-      </w:r>
-      <w:r>
-        <w:rPr>
-          <w:sz w:val="28"/>
-          <w:szCs w:val="28"/>
-          <w:lang w:val="nl-NL"/>
-        </w:rPr>
-        <w:t xml:space="preserve"> </w:t>
+        <w:t>Als = Gebruiker</w:t>
       </w:r>
     </w:p>
     <w:p>
@@ -537,18 +2128,114 @@
         <w:rPr>
           <w:sz w:val="28"/>
           <w:szCs w:val="28"/>
-          <w:lang w:val="nl-NL"/>
-        </w:rPr>
-        <w:t>W</w:t>
-      </w:r>
-      <w:r>
-        <w:rPr>
-          <w:sz w:val="28"/>
-          <w:szCs w:val="28"/>
-          <w:lang w:val="nl-NL"/>
-        </w:rPr>
-        <w:t>eten hoe ik het overzicht met tips kan bekijken</w:t>
-      </w:r>
+        </w:rPr>
+        <w:t xml:space="preserve">concrete </w:t>
+      </w:r>
+      <w:proofErr w:type="spellStart"/>
+      <w:r>
+        <w:rPr>
+          <w:sz w:val="28"/>
+          <w:szCs w:val="28"/>
+        </w:rPr>
+        <w:t>voorbeelden</w:t>
+      </w:r>
+      <w:proofErr w:type="spellEnd"/>
+      <w:r>
+        <w:rPr>
+          <w:sz w:val="28"/>
+          <w:szCs w:val="28"/>
+        </w:rPr>
+        <w:t xml:space="preserve"> </w:t>
+      </w:r>
+      <w:proofErr w:type="spellStart"/>
+      <w:r>
+        <w:rPr>
+          <w:sz w:val="28"/>
+          <w:szCs w:val="28"/>
+        </w:rPr>
+        <w:t>zien</w:t>
+      </w:r>
+      <w:proofErr w:type="spellEnd"/>
+      <w:r>
+        <w:rPr>
+          <w:sz w:val="28"/>
+          <w:szCs w:val="28"/>
+        </w:rPr>
+        <w:t xml:space="preserve"> van </w:t>
+      </w:r>
+      <w:proofErr w:type="spellStart"/>
+      <w:r>
+        <w:rPr>
+          <w:sz w:val="28"/>
+          <w:szCs w:val="28"/>
+        </w:rPr>
+        <w:t>echte</w:t>
+      </w:r>
+      <w:proofErr w:type="spellEnd"/>
+      <w:r>
+        <w:rPr>
+          <w:sz w:val="28"/>
+          <w:szCs w:val="28"/>
+        </w:rPr>
+        <w:t xml:space="preserve"> vs. </w:t>
+      </w:r>
+      <w:proofErr w:type="spellStart"/>
+      <w:r>
+        <w:rPr>
+          <w:sz w:val="28"/>
+          <w:szCs w:val="28"/>
+        </w:rPr>
+        <w:t>vervalste</w:t>
+      </w:r>
+      <w:proofErr w:type="spellEnd"/>
+      <w:r>
+        <w:rPr>
+          <w:sz w:val="28"/>
+          <w:szCs w:val="28"/>
+        </w:rPr>
+        <w:t xml:space="preserve"> </w:t>
+      </w:r>
+      <w:proofErr w:type="spellStart"/>
+      <w:r>
+        <w:rPr>
+          <w:sz w:val="28"/>
+          <w:szCs w:val="28"/>
+        </w:rPr>
+        <w:t>nieuwsberichten</w:t>
+      </w:r>
+      <w:proofErr w:type="spellEnd"/>
+      <w:r>
+        <w:rPr>
+          <w:sz w:val="28"/>
+          <w:szCs w:val="28"/>
+        </w:rPr>
+        <w:t xml:space="preserve"> </w:t>
+      </w:r>
+      <w:proofErr w:type="spellStart"/>
+      <w:r>
+        <w:rPr>
+          <w:sz w:val="28"/>
+          <w:szCs w:val="28"/>
+        </w:rPr>
+        <w:t>naast</w:t>
+      </w:r>
+      <w:proofErr w:type="spellEnd"/>
+      <w:r>
+        <w:rPr>
+          <w:sz w:val="28"/>
+          <w:szCs w:val="28"/>
+        </w:rPr>
+        <w:t xml:space="preserve"> </w:t>
+      </w:r>
+      <w:proofErr w:type="spellStart"/>
+      <w:r>
+        <w:rPr>
+          <w:sz w:val="28"/>
+          <w:szCs w:val="28"/>
+        </w:rPr>
+        <w:t>elkaar</w:t>
+      </w:r>
+      <w:proofErr w:type="spellEnd"/>
     </w:p>
     <w:p>
       <w:pPr>
@@ -564,30 +2251,984 @@
           <w:szCs w:val="28"/>
           <w:lang w:val="nl-NL"/>
         </w:rPr>
-        <w:t>Zodat =</w:t>
-      </w:r>
-      <w:r>
-        <w:rPr>
-          <w:sz w:val="28"/>
-          <w:szCs w:val="28"/>
-          <w:lang w:val="nl-NL"/>
-        </w:rPr>
-        <w:t xml:space="preserve"> Ik snel </w:t>
-      </w:r>
-      <w:r>
-        <w:rPr>
-          <w:sz w:val="28"/>
-          <w:szCs w:val="28"/>
-          <w:lang w:val="nl-NL"/>
-        </w:rPr>
-        <w:t>tips kan lezen en sneller alert ben van de onderwerpen</w:t>
-      </w:r>
+        <w:t xml:space="preserve">Zodat = </w:t>
+      </w:r>
+      <w:proofErr w:type="spellStart"/>
+      <w:r>
+        <w:rPr>
+          <w:sz w:val="28"/>
+          <w:szCs w:val="28"/>
+        </w:rPr>
+        <w:t>ik</w:t>
+      </w:r>
+      <w:proofErr w:type="spellEnd"/>
+      <w:r>
+        <w:rPr>
+          <w:sz w:val="28"/>
+          <w:szCs w:val="28"/>
+        </w:rPr>
+        <w:t xml:space="preserve"> in de </w:t>
+      </w:r>
+      <w:proofErr w:type="spellStart"/>
+      <w:r>
+        <w:rPr>
+          <w:sz w:val="28"/>
+          <w:szCs w:val="28"/>
+        </w:rPr>
+        <w:t>praktijk</w:t>
+      </w:r>
+      <w:proofErr w:type="spellEnd"/>
+      <w:r>
+        <w:rPr>
+          <w:sz w:val="28"/>
+          <w:szCs w:val="28"/>
+        </w:rPr>
+        <w:t xml:space="preserve"> </w:t>
+      </w:r>
+      <w:proofErr w:type="spellStart"/>
+      <w:r>
+        <w:rPr>
+          <w:sz w:val="28"/>
+          <w:szCs w:val="28"/>
+        </w:rPr>
+        <w:t>kan</w:t>
+      </w:r>
+      <w:proofErr w:type="spellEnd"/>
+      <w:r>
+        <w:rPr>
+          <w:sz w:val="28"/>
+          <w:szCs w:val="28"/>
+        </w:rPr>
+        <w:t xml:space="preserve"> </w:t>
+      </w:r>
+      <w:proofErr w:type="spellStart"/>
+      <w:r>
+        <w:rPr>
+          <w:sz w:val="28"/>
+          <w:szCs w:val="28"/>
+        </w:rPr>
+        <w:t>oefenen</w:t>
+      </w:r>
+      <w:proofErr w:type="spellEnd"/>
+      <w:r>
+        <w:rPr>
+          <w:sz w:val="28"/>
+          <w:szCs w:val="28"/>
+        </w:rPr>
+        <w:t xml:space="preserve"> met het </w:t>
+      </w:r>
+      <w:proofErr w:type="spellStart"/>
+      <w:r>
+        <w:rPr>
+          <w:sz w:val="28"/>
+          <w:szCs w:val="28"/>
+        </w:rPr>
+        <w:t>herkennen</w:t>
+      </w:r>
+      <w:proofErr w:type="spellEnd"/>
+      <w:r>
+        <w:rPr>
+          <w:sz w:val="28"/>
+          <w:szCs w:val="28"/>
+        </w:rPr>
+        <w:t xml:space="preserve"> van </w:t>
+      </w:r>
+      <w:proofErr w:type="spellStart"/>
+      <w:r>
+        <w:rPr>
+          <w:sz w:val="28"/>
+          <w:szCs w:val="28"/>
+        </w:rPr>
+        <w:t>subtiele</w:t>
+      </w:r>
+      <w:proofErr w:type="spellEnd"/>
+      <w:r>
+        <w:rPr>
+          <w:sz w:val="28"/>
+          <w:szCs w:val="28"/>
+        </w:rPr>
+        <w:t xml:space="preserve"> </w:t>
+      </w:r>
+      <w:proofErr w:type="spellStart"/>
+      <w:r>
+        <w:rPr>
+          <w:sz w:val="28"/>
+          <w:szCs w:val="28"/>
+        </w:rPr>
+        <w:t>verschillen</w:t>
+      </w:r>
+      <w:proofErr w:type="spellEnd"/>
     </w:p>
     <w:p>
       <w:pPr>
         <w:rPr>
-          <w:sz w:val="34"/>
-          <w:szCs w:val="34"/>
+          <w:sz w:val="28"/>
+          <w:szCs w:val="28"/>
+          <w:lang w:val="nl-NL"/>
+        </w:rPr>
+      </w:pPr>
+    </w:p>
+    <w:p>
+      <w:pPr>
+        <w:rPr>
+          <w:sz w:val="28"/>
+          <w:szCs w:val="28"/>
+          <w:lang w:val="nl-NL"/>
+        </w:rPr>
+      </w:pPr>
+      <w:r>
+        <w:rPr>
+          <w:sz w:val="28"/>
+          <w:szCs w:val="28"/>
+          <w:lang w:val="nl-NL"/>
+        </w:rPr>
+        <w:t>Als = Gebruiker</w:t>
+      </w:r>
+    </w:p>
+    <w:p>
+      <w:pPr>
+        <w:rPr>
+          <w:sz w:val="28"/>
+          <w:szCs w:val="28"/>
+          <w:lang w:val="nl-NL"/>
+        </w:rPr>
+      </w:pPr>
+      <w:r>
+        <w:rPr>
+          <w:sz w:val="28"/>
+          <w:szCs w:val="28"/>
+          <w:lang w:val="nl-NL"/>
+        </w:rPr>
+        <w:t xml:space="preserve">Wil ik = </w:t>
+      </w:r>
+      <w:proofErr w:type="spellStart"/>
+      <w:r>
+        <w:rPr>
+          <w:sz w:val="28"/>
+          <w:szCs w:val="28"/>
+        </w:rPr>
+        <w:t>artikelen</w:t>
+      </w:r>
+      <w:proofErr w:type="spellEnd"/>
+      <w:r>
+        <w:rPr>
+          <w:sz w:val="28"/>
+          <w:szCs w:val="28"/>
+        </w:rPr>
+        <w:t xml:space="preserve"> </w:t>
+      </w:r>
+      <w:proofErr w:type="spellStart"/>
+      <w:r>
+        <w:rPr>
+          <w:sz w:val="28"/>
+          <w:szCs w:val="28"/>
+        </w:rPr>
+        <w:t>en</w:t>
+      </w:r>
+      <w:proofErr w:type="spellEnd"/>
+      <w:r>
+        <w:rPr>
+          <w:sz w:val="28"/>
+          <w:szCs w:val="28"/>
+        </w:rPr>
+        <w:t xml:space="preserve"> tips </w:t>
+      </w:r>
+      <w:proofErr w:type="spellStart"/>
+      <w:r>
+        <w:rPr>
+          <w:sz w:val="28"/>
+          <w:szCs w:val="28"/>
+        </w:rPr>
+        <w:t>kunnen</w:t>
+      </w:r>
+      <w:proofErr w:type="spellEnd"/>
+      <w:r>
+        <w:rPr>
+          <w:sz w:val="28"/>
+          <w:szCs w:val="28"/>
+        </w:rPr>
+        <w:t xml:space="preserve"> </w:t>
+      </w:r>
+      <w:proofErr w:type="spellStart"/>
+      <w:r>
+        <w:rPr>
+          <w:sz w:val="28"/>
+          <w:szCs w:val="28"/>
+        </w:rPr>
+        <w:t>delen</w:t>
+      </w:r>
+      <w:proofErr w:type="spellEnd"/>
+      <w:r>
+        <w:rPr>
+          <w:sz w:val="28"/>
+          <w:szCs w:val="28"/>
+        </w:rPr>
+        <w:t xml:space="preserve"> via social media </w:t>
+      </w:r>
+      <w:proofErr w:type="spellStart"/>
+      <w:r>
+        <w:rPr>
+          <w:sz w:val="28"/>
+          <w:szCs w:val="28"/>
+        </w:rPr>
+        <w:t>knoppen</w:t>
+      </w:r>
+      <w:proofErr w:type="spellEnd"/>
+    </w:p>
+    <w:p>
+      <w:pPr>
+        <w:rPr>
+          <w:sz w:val="28"/>
+          <w:szCs w:val="28"/>
+        </w:rPr>
+      </w:pPr>
+      <w:r>
+        <w:rPr>
+          <w:sz w:val="28"/>
+          <w:szCs w:val="28"/>
+          <w:lang w:val="nl-NL"/>
+        </w:rPr>
+        <w:t xml:space="preserve">Zodat = </w:t>
+      </w:r>
+      <w:proofErr w:type="spellStart"/>
+      <w:r>
+        <w:rPr>
+          <w:sz w:val="28"/>
+          <w:szCs w:val="28"/>
+        </w:rPr>
+        <w:t>ik</w:t>
+      </w:r>
+      <w:proofErr w:type="spellEnd"/>
+      <w:r>
+        <w:rPr>
+          <w:sz w:val="28"/>
+          <w:szCs w:val="28"/>
+        </w:rPr>
+        <w:t xml:space="preserve"> </w:t>
+      </w:r>
+      <w:proofErr w:type="spellStart"/>
+      <w:r>
+        <w:rPr>
+          <w:sz w:val="28"/>
+          <w:szCs w:val="28"/>
+        </w:rPr>
+        <w:t>anderen</w:t>
+      </w:r>
+      <w:proofErr w:type="spellEnd"/>
+      <w:r>
+        <w:rPr>
+          <w:sz w:val="28"/>
+          <w:szCs w:val="28"/>
+        </w:rPr>
+        <w:t xml:space="preserve"> </w:t>
+      </w:r>
+      <w:proofErr w:type="spellStart"/>
+      <w:r>
+        <w:rPr>
+          <w:sz w:val="28"/>
+          <w:szCs w:val="28"/>
+        </w:rPr>
+        <w:t>kan</w:t>
+      </w:r>
+      <w:proofErr w:type="spellEnd"/>
+      <w:r>
+        <w:rPr>
+          <w:sz w:val="28"/>
+          <w:szCs w:val="28"/>
+        </w:rPr>
+        <w:t xml:space="preserve"> </w:t>
+      </w:r>
+      <w:proofErr w:type="spellStart"/>
+      <w:r>
+        <w:rPr>
+          <w:sz w:val="28"/>
+          <w:szCs w:val="28"/>
+        </w:rPr>
+        <w:t>informeren</w:t>
+      </w:r>
+      <w:proofErr w:type="spellEnd"/>
+      <w:r>
+        <w:rPr>
+          <w:sz w:val="28"/>
+          <w:szCs w:val="28"/>
+        </w:rPr>
+        <w:t xml:space="preserve"> </w:t>
+      </w:r>
+      <w:proofErr w:type="spellStart"/>
+      <w:r>
+        <w:rPr>
+          <w:sz w:val="28"/>
+          <w:szCs w:val="28"/>
+        </w:rPr>
+        <w:t>en</w:t>
+      </w:r>
+      <w:proofErr w:type="spellEnd"/>
+      <w:r>
+        <w:rPr>
+          <w:sz w:val="28"/>
+          <w:szCs w:val="28"/>
+        </w:rPr>
+        <w:t xml:space="preserve"> </w:t>
+      </w:r>
+      <w:proofErr w:type="spellStart"/>
+      <w:r>
+        <w:rPr>
+          <w:sz w:val="28"/>
+          <w:szCs w:val="28"/>
+        </w:rPr>
+        <w:t>bewustmaken</w:t>
+      </w:r>
+      <w:proofErr w:type="spellEnd"/>
+      <w:r>
+        <w:rPr>
+          <w:sz w:val="28"/>
+          <w:szCs w:val="28"/>
+        </w:rPr>
+        <w:t xml:space="preserve"> over het </w:t>
+      </w:r>
+      <w:proofErr w:type="spellStart"/>
+      <w:r>
+        <w:rPr>
+          <w:sz w:val="28"/>
+          <w:szCs w:val="28"/>
+        </w:rPr>
+        <w:t>risico</w:t>
+      </w:r>
+      <w:proofErr w:type="spellEnd"/>
+      <w:r>
+        <w:rPr>
+          <w:sz w:val="28"/>
+          <w:szCs w:val="28"/>
+        </w:rPr>
+        <w:t xml:space="preserve"> van </w:t>
+      </w:r>
+      <w:proofErr w:type="spellStart"/>
+      <w:r>
+        <w:rPr>
+          <w:sz w:val="28"/>
+          <w:szCs w:val="28"/>
+        </w:rPr>
+        <w:t>nepnieuws</w:t>
+      </w:r>
+      <w:proofErr w:type="spellEnd"/>
+    </w:p>
+    <w:p>
+      <w:pPr>
+        <w:rPr>
+          <w:sz w:val="28"/>
+          <w:szCs w:val="28"/>
+          <w:lang w:val="nl-NL"/>
+        </w:rPr>
+      </w:pPr>
+    </w:p>
+    <w:p>
+      <w:pPr>
+        <w:rPr>
+          <w:sz w:val="28"/>
+          <w:szCs w:val="28"/>
+          <w:lang w:val="nl-NL"/>
+        </w:rPr>
+      </w:pPr>
+      <w:r>
+        <w:rPr>
+          <w:sz w:val="28"/>
+          <w:szCs w:val="28"/>
+          <w:lang w:val="nl-NL"/>
+        </w:rPr>
+        <w:t>Als = Gebruiker</w:t>
+      </w:r>
+    </w:p>
+    <w:p>
+      <w:pPr>
+        <w:rPr>
+          <w:sz w:val="28"/>
+          <w:szCs w:val="28"/>
+          <w:lang w:val="nl-NL"/>
+        </w:rPr>
+      </w:pPr>
+      <w:r>
+        <w:rPr>
+          <w:sz w:val="28"/>
+          <w:szCs w:val="28"/>
+          <w:lang w:val="nl-NL"/>
+        </w:rPr>
+        <w:t xml:space="preserve">Wil ik = </w:t>
+      </w:r>
+      <w:proofErr w:type="spellStart"/>
+      <w:r>
+        <w:rPr>
+          <w:sz w:val="28"/>
+          <w:szCs w:val="28"/>
+        </w:rPr>
+        <w:t>directe</w:t>
+      </w:r>
+      <w:proofErr w:type="spellEnd"/>
+      <w:r>
+        <w:rPr>
+          <w:sz w:val="28"/>
+          <w:szCs w:val="28"/>
+        </w:rPr>
+        <w:t xml:space="preserve"> feedback </w:t>
+      </w:r>
+      <w:proofErr w:type="spellStart"/>
+      <w:r>
+        <w:rPr>
+          <w:sz w:val="28"/>
+          <w:szCs w:val="28"/>
+        </w:rPr>
+        <w:t>ontvangen</w:t>
+      </w:r>
+      <w:proofErr w:type="spellEnd"/>
+      <w:r>
+        <w:rPr>
+          <w:sz w:val="28"/>
+          <w:szCs w:val="28"/>
+        </w:rPr>
+        <w:t xml:space="preserve"> op </w:t>
+      </w:r>
+      <w:proofErr w:type="spellStart"/>
+      <w:r>
+        <w:rPr>
+          <w:sz w:val="28"/>
+          <w:szCs w:val="28"/>
+        </w:rPr>
+        <w:t>mijn</w:t>
+      </w:r>
+      <w:proofErr w:type="spellEnd"/>
+      <w:r>
+        <w:rPr>
+          <w:sz w:val="28"/>
+          <w:szCs w:val="28"/>
+        </w:rPr>
+        <w:t xml:space="preserve"> </w:t>
+      </w:r>
+      <w:proofErr w:type="spellStart"/>
+      <w:r>
+        <w:rPr>
+          <w:sz w:val="28"/>
+          <w:szCs w:val="28"/>
+        </w:rPr>
+        <w:t>quizantwoorden</w:t>
+      </w:r>
+      <w:proofErr w:type="spellEnd"/>
+      <w:r>
+        <w:rPr>
+          <w:sz w:val="28"/>
+          <w:szCs w:val="28"/>
+        </w:rPr>
+        <w:t xml:space="preserve"> met </w:t>
+      </w:r>
+      <w:proofErr w:type="spellStart"/>
+      <w:r>
+        <w:rPr>
+          <w:sz w:val="28"/>
+          <w:szCs w:val="28"/>
+        </w:rPr>
+        <w:t>uitleg</w:t>
+      </w:r>
+      <w:proofErr w:type="spellEnd"/>
+      <w:r>
+        <w:rPr>
+          <w:sz w:val="28"/>
+          <w:szCs w:val="28"/>
+        </w:rPr>
+        <w:t xml:space="preserve"> </w:t>
+      </w:r>
+      <w:proofErr w:type="spellStart"/>
+      <w:r>
+        <w:rPr>
+          <w:sz w:val="28"/>
+          <w:szCs w:val="28"/>
+        </w:rPr>
+        <w:t>bij</w:t>
+      </w:r>
+      <w:proofErr w:type="spellEnd"/>
+      <w:r>
+        <w:rPr>
+          <w:sz w:val="28"/>
+          <w:szCs w:val="28"/>
+        </w:rPr>
+        <w:t xml:space="preserve"> </w:t>
+      </w:r>
+      <w:proofErr w:type="spellStart"/>
+      <w:r>
+        <w:rPr>
+          <w:sz w:val="28"/>
+          <w:szCs w:val="28"/>
+        </w:rPr>
+        <w:t>fouten</w:t>
+      </w:r>
+      <w:proofErr w:type="spellEnd"/>
+    </w:p>
+    <w:p>
+      <w:pPr>
+        <w:rPr>
+          <w:sz w:val="28"/>
+          <w:szCs w:val="28"/>
+          <w:lang w:val="nl-NL"/>
+        </w:rPr>
+      </w:pPr>
+      <w:r>
+        <w:rPr>
+          <w:sz w:val="28"/>
+          <w:szCs w:val="28"/>
+          <w:lang w:val="nl-NL"/>
+        </w:rPr>
+        <w:t xml:space="preserve">Zodat = </w:t>
+      </w:r>
+      <w:proofErr w:type="spellStart"/>
+      <w:r>
+        <w:rPr>
+          <w:sz w:val="28"/>
+          <w:szCs w:val="28"/>
+        </w:rPr>
+        <w:t>ik</w:t>
+      </w:r>
+      <w:proofErr w:type="spellEnd"/>
+      <w:r>
+        <w:rPr>
+          <w:sz w:val="28"/>
+          <w:szCs w:val="28"/>
+        </w:rPr>
+        <w:t xml:space="preserve"> van </w:t>
+      </w:r>
+      <w:proofErr w:type="spellStart"/>
+      <w:r>
+        <w:rPr>
+          <w:sz w:val="28"/>
+          <w:szCs w:val="28"/>
+        </w:rPr>
+        <w:t>mijn</w:t>
+      </w:r>
+      <w:proofErr w:type="spellEnd"/>
+      <w:r>
+        <w:rPr>
+          <w:sz w:val="28"/>
+          <w:szCs w:val="28"/>
+        </w:rPr>
+        <w:t xml:space="preserve"> </w:t>
+      </w:r>
+      <w:proofErr w:type="spellStart"/>
+      <w:r>
+        <w:rPr>
+          <w:sz w:val="28"/>
+          <w:szCs w:val="28"/>
+        </w:rPr>
+        <w:t>fouten</w:t>
+      </w:r>
+      <w:proofErr w:type="spellEnd"/>
+      <w:r>
+        <w:rPr>
+          <w:sz w:val="28"/>
+          <w:szCs w:val="28"/>
+        </w:rPr>
+        <w:t xml:space="preserve"> </w:t>
+      </w:r>
+      <w:proofErr w:type="spellStart"/>
+      <w:r>
+        <w:rPr>
+          <w:sz w:val="28"/>
+          <w:szCs w:val="28"/>
+        </w:rPr>
+        <w:t>kan</w:t>
+      </w:r>
+      <w:proofErr w:type="spellEnd"/>
+      <w:r>
+        <w:rPr>
+          <w:sz w:val="28"/>
+          <w:szCs w:val="28"/>
+        </w:rPr>
+        <w:t xml:space="preserve"> </w:t>
+      </w:r>
+      <w:proofErr w:type="spellStart"/>
+      <w:r>
+        <w:rPr>
+          <w:sz w:val="28"/>
+          <w:szCs w:val="28"/>
+        </w:rPr>
+        <w:t>leren</w:t>
+      </w:r>
+      <w:proofErr w:type="spellEnd"/>
+      <w:r>
+        <w:rPr>
+          <w:sz w:val="28"/>
+          <w:szCs w:val="28"/>
+        </w:rPr>
+        <w:t xml:space="preserve"> </w:t>
+      </w:r>
+      <w:proofErr w:type="spellStart"/>
+      <w:r>
+        <w:rPr>
+          <w:sz w:val="28"/>
+          <w:szCs w:val="28"/>
+        </w:rPr>
+        <w:t>en</w:t>
+      </w:r>
+      <w:proofErr w:type="spellEnd"/>
+      <w:r>
+        <w:rPr>
+          <w:sz w:val="28"/>
+          <w:szCs w:val="28"/>
+        </w:rPr>
+        <w:t xml:space="preserve"> </w:t>
+      </w:r>
+      <w:proofErr w:type="spellStart"/>
+      <w:r>
+        <w:rPr>
+          <w:sz w:val="28"/>
+          <w:szCs w:val="28"/>
+        </w:rPr>
+        <w:t>mijn</w:t>
+      </w:r>
+      <w:proofErr w:type="spellEnd"/>
+      <w:r>
+        <w:rPr>
+          <w:sz w:val="28"/>
+          <w:szCs w:val="28"/>
+        </w:rPr>
+        <w:t xml:space="preserve"> begrip van de </w:t>
+      </w:r>
+      <w:proofErr w:type="spellStart"/>
+      <w:r>
+        <w:rPr>
+          <w:sz w:val="28"/>
+          <w:szCs w:val="28"/>
+        </w:rPr>
+        <w:t>stof</w:t>
+      </w:r>
+      <w:proofErr w:type="spellEnd"/>
+      <w:r>
+        <w:rPr>
+          <w:sz w:val="28"/>
+          <w:szCs w:val="28"/>
+        </w:rPr>
+        <w:t xml:space="preserve"> </w:t>
+      </w:r>
+      <w:proofErr w:type="spellStart"/>
+      <w:r>
+        <w:rPr>
+          <w:sz w:val="28"/>
+          <w:szCs w:val="28"/>
+        </w:rPr>
+        <w:t>kan</w:t>
+      </w:r>
+      <w:proofErr w:type="spellEnd"/>
+      <w:r>
+        <w:rPr>
+          <w:sz w:val="28"/>
+          <w:szCs w:val="28"/>
+        </w:rPr>
+        <w:t xml:space="preserve"> </w:t>
+      </w:r>
+      <w:proofErr w:type="spellStart"/>
+      <w:r>
+        <w:rPr>
+          <w:sz w:val="28"/>
+          <w:szCs w:val="28"/>
+        </w:rPr>
+        <w:t>vergroten</w:t>
+      </w:r>
+      <w:proofErr w:type="spellEnd"/>
+    </w:p>
+    <w:p>
+      <w:pPr>
+        <w:rPr>
+          <w:sz w:val="28"/>
+          <w:szCs w:val="28"/>
+          <w:lang w:val="nl-NL"/>
+        </w:rPr>
+      </w:pPr>
+      <w:r>
+        <w:rPr>
+          <w:sz w:val="28"/>
+          <w:szCs w:val="28"/>
+          <w:lang w:val="nl-NL"/>
+        </w:rPr>
+        <w:lastRenderedPageBreak/>
+        <w:t>Als = Gebruiker</w:t>
+      </w:r>
+    </w:p>
+    <w:p>
+      <w:pPr>
+        <w:rPr>
+          <w:sz w:val="28"/>
+          <w:szCs w:val="28"/>
+          <w:lang w:val="nl-NL"/>
+        </w:rPr>
+      </w:pPr>
+      <w:r>
+        <w:rPr>
+          <w:sz w:val="28"/>
+          <w:szCs w:val="28"/>
+          <w:lang w:val="nl-NL"/>
+        </w:rPr>
+        <w:t xml:space="preserve">Wil ik = </w:t>
+      </w:r>
+      <w:proofErr w:type="spellStart"/>
+      <w:r>
+        <w:rPr>
+          <w:sz w:val="28"/>
+          <w:szCs w:val="28"/>
+        </w:rPr>
+        <w:t>kunnen</w:t>
+      </w:r>
+      <w:proofErr w:type="spellEnd"/>
+      <w:r>
+        <w:rPr>
+          <w:sz w:val="28"/>
+          <w:szCs w:val="28"/>
+        </w:rPr>
+        <w:t xml:space="preserve"> </w:t>
+      </w:r>
+      <w:proofErr w:type="spellStart"/>
+      <w:r>
+        <w:rPr>
+          <w:sz w:val="28"/>
+          <w:szCs w:val="28"/>
+        </w:rPr>
+        <w:t>zoeken</w:t>
+      </w:r>
+      <w:proofErr w:type="spellEnd"/>
+      <w:r>
+        <w:rPr>
+          <w:sz w:val="28"/>
+          <w:szCs w:val="28"/>
+        </w:rPr>
+        <w:t xml:space="preserve"> op </w:t>
+      </w:r>
+      <w:proofErr w:type="spellStart"/>
+      <w:r>
+        <w:rPr>
+          <w:sz w:val="28"/>
+          <w:szCs w:val="28"/>
+        </w:rPr>
+        <w:t>trefwoorden</w:t>
+      </w:r>
+      <w:proofErr w:type="spellEnd"/>
+      <w:r>
+        <w:rPr>
+          <w:sz w:val="28"/>
+          <w:szCs w:val="28"/>
+        </w:rPr>
+        <w:t xml:space="preserve"> </w:t>
+      </w:r>
+      <w:proofErr w:type="spellStart"/>
+      <w:r>
+        <w:rPr>
+          <w:sz w:val="28"/>
+          <w:szCs w:val="28"/>
+        </w:rPr>
+        <w:t>gerelateerd</w:t>
+      </w:r>
+      <w:proofErr w:type="spellEnd"/>
+      <w:r>
+        <w:rPr>
+          <w:sz w:val="28"/>
+          <w:szCs w:val="28"/>
+        </w:rPr>
+        <w:t xml:space="preserve"> </w:t>
+      </w:r>
+      <w:proofErr w:type="spellStart"/>
+      <w:r>
+        <w:rPr>
+          <w:sz w:val="28"/>
+          <w:szCs w:val="28"/>
+        </w:rPr>
+        <w:t>aan</w:t>
+      </w:r>
+      <w:proofErr w:type="spellEnd"/>
+      <w:r>
+        <w:rPr>
+          <w:sz w:val="28"/>
+          <w:szCs w:val="28"/>
+        </w:rPr>
+        <w:t xml:space="preserve"> </w:t>
+      </w:r>
+      <w:proofErr w:type="spellStart"/>
+      <w:r>
+        <w:rPr>
+          <w:sz w:val="28"/>
+          <w:szCs w:val="28"/>
+        </w:rPr>
+        <w:t>nepnieuws</w:t>
+      </w:r>
+      <w:proofErr w:type="spellEnd"/>
+      <w:r>
+        <w:rPr>
+          <w:sz w:val="28"/>
+          <w:szCs w:val="28"/>
+        </w:rPr>
+        <w:t xml:space="preserve">, AI of </w:t>
+      </w:r>
+      <w:proofErr w:type="spellStart"/>
+      <w:r>
+        <w:rPr>
+          <w:sz w:val="28"/>
+          <w:szCs w:val="28"/>
+        </w:rPr>
+        <w:t>bronkritiek</w:t>
+      </w:r>
+      <w:proofErr w:type="spellEnd"/>
+    </w:p>
+    <w:p>
+      <w:pPr>
+        <w:rPr>
+          <w:sz w:val="28"/>
+          <w:szCs w:val="28"/>
+          <w:lang w:val="nl-NL"/>
+        </w:rPr>
+      </w:pPr>
+      <w:r>
+        <w:rPr>
+          <w:sz w:val="28"/>
+          <w:szCs w:val="28"/>
+          <w:lang w:val="nl-NL"/>
+        </w:rPr>
+        <w:t xml:space="preserve">Zodat = </w:t>
+      </w:r>
+      <w:proofErr w:type="spellStart"/>
+      <w:r>
+        <w:rPr>
+          <w:sz w:val="28"/>
+          <w:szCs w:val="28"/>
+        </w:rPr>
+        <w:t>ik</w:t>
+      </w:r>
+      <w:proofErr w:type="spellEnd"/>
+      <w:r>
+        <w:rPr>
+          <w:sz w:val="28"/>
+          <w:szCs w:val="28"/>
+        </w:rPr>
+        <w:t xml:space="preserve"> </w:t>
+      </w:r>
+      <w:proofErr w:type="spellStart"/>
+      <w:r>
+        <w:rPr>
+          <w:sz w:val="28"/>
+          <w:szCs w:val="28"/>
+        </w:rPr>
+        <w:t>snel</w:t>
+      </w:r>
+      <w:proofErr w:type="spellEnd"/>
+      <w:r>
+        <w:rPr>
+          <w:sz w:val="28"/>
+          <w:szCs w:val="28"/>
+        </w:rPr>
+        <w:t xml:space="preserve"> </w:t>
+      </w:r>
+      <w:proofErr w:type="spellStart"/>
+      <w:r>
+        <w:rPr>
+          <w:sz w:val="28"/>
+          <w:szCs w:val="28"/>
+        </w:rPr>
+        <w:t>specifieke</w:t>
+      </w:r>
+      <w:proofErr w:type="spellEnd"/>
+      <w:r>
+        <w:rPr>
+          <w:sz w:val="28"/>
+          <w:szCs w:val="28"/>
+        </w:rPr>
+        <w:t xml:space="preserve"> </w:t>
+      </w:r>
+      <w:proofErr w:type="spellStart"/>
+      <w:r>
+        <w:rPr>
+          <w:sz w:val="28"/>
+          <w:szCs w:val="28"/>
+        </w:rPr>
+        <w:t>informatie</w:t>
+      </w:r>
+      <w:proofErr w:type="spellEnd"/>
+      <w:r>
+        <w:rPr>
+          <w:sz w:val="28"/>
+          <w:szCs w:val="28"/>
+        </w:rPr>
+        <w:t xml:space="preserve"> </w:t>
+      </w:r>
+      <w:proofErr w:type="spellStart"/>
+      <w:r>
+        <w:rPr>
+          <w:sz w:val="28"/>
+          <w:szCs w:val="28"/>
+        </w:rPr>
+        <w:t>kan</w:t>
+      </w:r>
+      <w:proofErr w:type="spellEnd"/>
+      <w:r>
+        <w:rPr>
+          <w:sz w:val="28"/>
+          <w:szCs w:val="28"/>
+        </w:rPr>
+        <w:t xml:space="preserve"> </w:t>
+      </w:r>
+      <w:proofErr w:type="spellStart"/>
+      <w:r>
+        <w:rPr>
+          <w:sz w:val="28"/>
+          <w:szCs w:val="28"/>
+        </w:rPr>
+        <w:t>vinden</w:t>
+      </w:r>
+      <w:proofErr w:type="spellEnd"/>
+      <w:r>
+        <w:rPr>
+          <w:sz w:val="28"/>
+          <w:szCs w:val="28"/>
+        </w:rPr>
+        <w:t xml:space="preserve"> </w:t>
+      </w:r>
+      <w:proofErr w:type="spellStart"/>
+      <w:r>
+        <w:rPr>
+          <w:sz w:val="28"/>
+          <w:szCs w:val="28"/>
+        </w:rPr>
+        <w:t>zonder</w:t>
+      </w:r>
+      <w:proofErr w:type="spellEnd"/>
+      <w:r>
+        <w:rPr>
+          <w:sz w:val="28"/>
+          <w:szCs w:val="28"/>
+        </w:rPr>
+        <w:t xml:space="preserve"> het hele menu </w:t>
+      </w:r>
+      <w:proofErr w:type="spellStart"/>
+      <w:r>
+        <w:rPr>
+          <w:sz w:val="28"/>
+          <w:szCs w:val="28"/>
+        </w:rPr>
+        <w:t>te</w:t>
+      </w:r>
+      <w:proofErr w:type="spellEnd"/>
+      <w:r>
+        <w:rPr>
+          <w:sz w:val="28"/>
+          <w:szCs w:val="28"/>
+        </w:rPr>
+        <w:t xml:space="preserve"> </w:t>
+      </w:r>
+      <w:proofErr w:type="spellStart"/>
+      <w:r>
+        <w:rPr>
+          <w:sz w:val="28"/>
+          <w:szCs w:val="28"/>
+        </w:rPr>
+        <w:t>doorlopen</w:t>
+      </w:r>
+      <w:proofErr w:type="spellEnd"/>
+    </w:p>
+    <w:p>
+      <w:pPr>
+        <w:rPr>
+          <w:sz w:val="28"/>
+          <w:szCs w:val="28"/>
           <w:lang w:val="nl-NL"/>
         </w:rPr>
       </w:pPr>
@@ -1205,7 +3846,6 @@
   <w:style w:type="character" w:default="1" w:styleId="DefaultParagraphFont">
     <w:name w:val="Default Paragraph Font"/>
     <w:uiPriority w:val="1"/>
-    <w:semiHidden/>
     <w:unhideWhenUsed/>
   </w:style>
   <w:style w:type="table" w:default="1" w:styleId="TableNormal">
